--- a/02. Hồ sơ khoa học đề cương - MẪU/07. BB kiểm phiếu thông qua đề cương.docx
+++ b/02. Hồ sơ khoa học đề cương - MẪU/07. BB kiểm phiếu thông qua đề cương.docx
@@ -445,285 +445,251 @@
           <w:szCs w:val="28"/>
           <w:lang w:val="pt-PT"/>
         </w:rPr>
-        <w:t>I</w:t>
-      </w:r>
-      <w:r>
-        <w:rPr>
-          <w:b/>
-          <w:sz w:val="28"/>
-          <w:szCs w:val="28"/>
-          <w:lang w:val="pt-PT"/>
-        </w:rPr>
-        <w:t xml:space="preserve">. </w:t>
-      </w:r>
-      <w:r>
-        <w:rPr>
-          <w:b/>
-          <w:sz w:val="28"/>
-          <w:szCs w:val="28"/>
-          <w:lang w:val="pt-PT"/>
-        </w:rPr>
-        <w:t>Hội</w:t>
-      </w:r>
-      <w:r>
-        <w:rPr>
-          <w:b/>
-          <w:sz w:val="28"/>
-          <w:szCs w:val="28"/>
-          <w:lang w:val="pt-PT"/>
-        </w:rPr>
-        <w:t xml:space="preserve"> </w:t>
-      </w:r>
-      <w:r>
-        <w:rPr>
-          <w:b/>
-          <w:sz w:val="28"/>
-          <w:szCs w:val="28"/>
-          <w:lang w:val="pt-PT"/>
-        </w:rPr>
-        <w:t>đồng</w:t>
-      </w:r>
-      <w:r>
-        <w:rPr>
-          <w:b/>
-          <w:sz w:val="28"/>
-          <w:szCs w:val="28"/>
-          <w:lang w:val="pt-PT"/>
-        </w:rPr>
-        <w:t xml:space="preserve"> </w:t>
-      </w:r>
-      <w:r>
-        <w:rPr>
-          <w:b/>
-          <w:sz w:val="28"/>
-          <w:szCs w:val="28"/>
-          <w:lang w:val="pt-PT"/>
-        </w:rPr>
-        <w:t xml:space="preserve">Khoa học </w:t>
-      </w:r>
-      <w:r>
-        <w:rPr>
-          <w:sz w:val="28"/>
-          <w:szCs w:val="28"/>
-          <w:lang w:val="pt-PT"/>
-        </w:rPr>
-        <w:t>xét duyệt</w:t>
-      </w:r>
-      <w:r>
-        <w:rPr>
-          <w:sz w:val="28"/>
-          <w:szCs w:val="28"/>
-          <w:lang w:val="pt-PT"/>
-        </w:rPr>
-        <w:t xml:space="preserve"> đề cương </w:t>
-      </w:r>
-      <w:r>
-        <w:rPr>
-          <w:sz w:val="28"/>
-          <w:szCs w:val="28"/>
-          <w:lang w:val="pt-PT"/>
-        </w:rPr>
-        <w:t>đề</w:t>
-      </w:r>
-      <w:r>
-        <w:rPr>
-          <w:sz w:val="28"/>
-          <w:szCs w:val="28"/>
-          <w:lang w:val="pt-PT"/>
-        </w:rPr>
-        <w:t xml:space="preserve"> </w:t>
-      </w:r>
-      <w:r>
-        <w:rPr>
-          <w:sz w:val="28"/>
-          <w:szCs w:val="28"/>
-          <w:lang w:val="pt-PT"/>
-        </w:rPr>
-        <w:t>tài</w:t>
-      </w:r>
-      <w:r>
-        <w:rPr>
-          <w:sz w:val="28"/>
-          <w:szCs w:val="28"/>
-          <w:lang w:val="pt-PT"/>
-        </w:rPr>
-        <w:t xml:space="preserve"> </w:t>
-      </w:r>
-      <w:r>
-        <w:rPr>
-          <w:sz w:val="28"/>
-          <w:szCs w:val="28"/>
-          <w:lang w:val="pt-PT"/>
-        </w:rPr>
-        <w:t>cấp</w:t>
-      </w:r>
-      <w:r>
-        <w:rPr>
-          <w:sz w:val="28"/>
-          <w:szCs w:val="28"/>
-          <w:lang w:val="pt-PT"/>
-        </w:rPr>
-        <w:t xml:space="preserve"> </w:t>
-      </w:r>
-      <w:r>
-        <w:rPr>
-          <w:sz w:val="28"/>
-          <w:szCs w:val="28"/>
-          <w:lang w:val="pt-PT"/>
-        </w:rPr>
-        <w:t>cơ</w:t>
-      </w:r>
-      <w:r>
-        <w:rPr>
-          <w:sz w:val="28"/>
-          <w:szCs w:val="28"/>
-          <w:lang w:val="pt-PT"/>
-        </w:rPr>
-        <w:t xml:space="preserve"> </w:t>
-      </w:r>
-      <w:r>
-        <w:rPr>
-          <w:sz w:val="28"/>
-          <w:szCs w:val="28"/>
-          <w:lang w:val="pt-PT"/>
-        </w:rPr>
-        <w:t>sở</w:t>
-      </w:r>
-      <w:r>
-        <w:rPr>
-          <w:sz w:val="28"/>
-          <w:szCs w:val="28"/>
-          <w:lang w:val="pt-PT"/>
-        </w:rPr>
-        <w:t xml:space="preserve"> </w:t>
-      </w:r>
-      <w:r>
-        <w:rPr>
-          <w:sz w:val="28"/>
-          <w:szCs w:val="28"/>
-          <w:lang w:val="pt-PT"/>
-        </w:rPr>
-        <w:t>đư</w:t>
-      </w:r>
-      <w:r>
-        <w:rPr>
-          <w:sz w:val="28"/>
-          <w:szCs w:val="28"/>
-          <w:lang w:val="pt-PT"/>
-        </w:rPr>
-        <w:softHyphen/>
-      </w:r>
-      <w:r>
-        <w:rPr>
-          <w:sz w:val="28"/>
-          <w:szCs w:val="28"/>
-          <w:lang w:val="pt-PT"/>
-        </w:rPr>
-        <w:t>ợc</w:t>
-      </w:r>
-      <w:r>
-        <w:rPr>
-          <w:sz w:val="28"/>
-          <w:szCs w:val="28"/>
-          <w:lang w:val="pt-PT"/>
-        </w:rPr>
-        <w:t xml:space="preserve"> </w:t>
-      </w:r>
-      <w:r>
-        <w:rPr>
-          <w:sz w:val="28"/>
-          <w:szCs w:val="28"/>
-          <w:lang w:val="pt-PT"/>
-        </w:rPr>
-        <w:t>thành</w:t>
-      </w:r>
-      <w:r>
-        <w:rPr>
-          <w:sz w:val="28"/>
-          <w:szCs w:val="28"/>
-          <w:lang w:val="pt-PT"/>
-        </w:rPr>
-        <w:t xml:space="preserve"> </w:t>
-      </w:r>
-      <w:r>
-        <w:rPr>
-          <w:sz w:val="28"/>
-          <w:szCs w:val="28"/>
-          <w:lang w:val="pt-PT"/>
-        </w:rPr>
-        <w:t>lập</w:t>
-      </w:r>
-      <w:r>
-        <w:rPr>
-          <w:sz w:val="28"/>
-          <w:szCs w:val="28"/>
-          <w:lang w:val="pt-PT"/>
-        </w:rPr>
-        <w:t xml:space="preserve"> </w:t>
-      </w:r>
-      <w:r>
-        <w:rPr>
-          <w:sz w:val="28"/>
-          <w:szCs w:val="28"/>
-          <w:lang w:val="pt-PT"/>
-        </w:rPr>
-        <w:t>theo</w:t>
-      </w:r>
-      <w:r>
-        <w:rPr>
-          <w:sz w:val="28"/>
-          <w:szCs w:val="28"/>
-          <w:lang w:val="pt-PT"/>
-        </w:rPr>
-        <w:t xml:space="preserve"> </w:t>
-      </w:r>
-      <w:r>
-        <w:rPr>
-          <w:sz w:val="28"/>
-          <w:szCs w:val="28"/>
-          <w:lang w:val="pt-PT"/>
-        </w:rPr>
-        <w:t>quyết</w:t>
-      </w:r>
-      <w:r>
-        <w:rPr>
-          <w:sz w:val="28"/>
-          <w:szCs w:val="28"/>
-          <w:lang w:val="pt-PT"/>
-        </w:rPr>
-        <w:t xml:space="preserve"> </w:t>
-      </w:r>
-      <w:r>
-        <w:rPr>
-          <w:sz w:val="28"/>
-          <w:szCs w:val="28"/>
-          <w:lang w:val="pt-PT"/>
-        </w:rPr>
-        <w:t>định</w:t>
-      </w:r>
-      <w:r>
-        <w:rPr>
-          <w:sz w:val="28"/>
-          <w:szCs w:val="28"/>
-          <w:lang w:val="pt-PT"/>
-        </w:rPr>
-        <w:t xml:space="preserve"> </w:t>
-      </w:r>
-      <w:r>
-        <w:rPr>
-          <w:sz w:val="28"/>
-          <w:szCs w:val="28"/>
-          <w:lang w:val="pt-PT"/>
-        </w:rPr>
-        <w:t>số</w:t>
-      </w:r>
-      <w:r>
-        <w:rPr>
-          <w:sz w:val="28"/>
-          <w:szCs w:val="28"/>
-          <w:lang w:val="pt-PT"/>
-        </w:rPr>
-        <w:t xml:space="preserve"> </w:t>
+        <w:t>I. Hội đồng Khoa học xét duyệt đề cương đề tài cấp cơ sở được thành lập theo quyết định số      /QĐ-YHUD/{{NAM}}, ngày      tháng      năm {{NAM}} của Viện trưởng Viện Y học ứng dụng Việt Nam.</w:t>
+      </w:r>
+      <w:r>
+        <w:rPr>
+          <w:b/>
+          <w:sz w:val="28"/>
+          <w:szCs w:val="28"/>
+          <w:lang w:val="pt-PT"/>
+        </w:rPr>
+      </w:r>
+      <w:r>
+        <w:rPr>
+          <w:b/>
+          <w:sz w:val="28"/>
+          <w:szCs w:val="28"/>
+          <w:lang w:val="pt-PT"/>
+        </w:rPr>
+      </w:r>
+      <w:r>
+        <w:rPr>
+          <w:b/>
+          <w:sz w:val="28"/>
+          <w:szCs w:val="28"/>
+          <w:lang w:val="pt-PT"/>
+        </w:rPr>
+      </w:r>
+      <w:r>
+        <w:rPr>
+          <w:b/>
+          <w:sz w:val="28"/>
+          <w:szCs w:val="28"/>
+          <w:lang w:val="pt-PT"/>
+        </w:rPr>
+      </w:r>
+      <w:r>
+        <w:rPr>
+          <w:b/>
+          <w:sz w:val="28"/>
+          <w:szCs w:val="28"/>
+          <w:lang w:val="pt-PT"/>
+        </w:rPr>
+      </w:r>
+      <w:r>
+        <w:rPr>
+          <w:b/>
+          <w:sz w:val="28"/>
+          <w:szCs w:val="28"/>
+          <w:lang w:val="pt-PT"/>
+        </w:rPr>
+      </w:r>
+      <w:r>
+        <w:rPr>
+          <w:sz w:val="28"/>
+          <w:szCs w:val="28"/>
+          <w:lang w:val="pt-PT"/>
+        </w:rPr>
+      </w:r>
+      <w:r>
+        <w:rPr>
+          <w:sz w:val="28"/>
+          <w:szCs w:val="28"/>
+          <w:lang w:val="pt-PT"/>
+        </w:rPr>
+      </w:r>
+      <w:r>
+        <w:rPr>
+          <w:sz w:val="28"/>
+          <w:szCs w:val="28"/>
+          <w:lang w:val="pt-PT"/>
+        </w:rPr>
+      </w:r>
+      <w:r>
+        <w:rPr>
+          <w:sz w:val="28"/>
+          <w:szCs w:val="28"/>
+          <w:lang w:val="pt-PT"/>
+        </w:rPr>
+      </w:r>
+      <w:r>
+        <w:rPr>
+          <w:sz w:val="28"/>
+          <w:szCs w:val="28"/>
+          <w:lang w:val="pt-PT"/>
+        </w:rPr>
+      </w:r>
+      <w:r>
+        <w:rPr>
+          <w:sz w:val="28"/>
+          <w:szCs w:val="28"/>
+          <w:lang w:val="pt-PT"/>
+        </w:rPr>
+      </w:r>
+      <w:r>
+        <w:rPr>
+          <w:sz w:val="28"/>
+          <w:szCs w:val="28"/>
+          <w:lang w:val="pt-PT"/>
+        </w:rPr>
+      </w:r>
+      <w:r>
+        <w:rPr>
+          <w:sz w:val="28"/>
+          <w:szCs w:val="28"/>
+          <w:lang w:val="pt-PT"/>
+        </w:rPr>
+      </w:r>
+      <w:r>
+        <w:rPr>
+          <w:sz w:val="28"/>
+          <w:szCs w:val="28"/>
+          <w:lang w:val="pt-PT"/>
+        </w:rPr>
+      </w:r>
+      <w:r>
+        <w:rPr>
+          <w:sz w:val="28"/>
+          <w:szCs w:val="28"/>
+          <w:lang w:val="pt-PT"/>
+        </w:rPr>
+      </w:r>
+      <w:r>
+        <w:rPr>
+          <w:sz w:val="28"/>
+          <w:szCs w:val="28"/>
+          <w:lang w:val="pt-PT"/>
+        </w:rPr>
+      </w:r>
+      <w:r>
+        <w:rPr>
+          <w:sz w:val="28"/>
+          <w:szCs w:val="28"/>
+          <w:lang w:val="pt-PT"/>
+        </w:rPr>
+      </w:r>
+      <w:r>
+        <w:rPr>
+          <w:sz w:val="28"/>
+          <w:szCs w:val="28"/>
+          <w:lang w:val="pt-PT"/>
+        </w:rPr>
+      </w:r>
+      <w:r>
+        <w:rPr>
+          <w:sz w:val="28"/>
+          <w:szCs w:val="28"/>
+          <w:lang w:val="pt-PT"/>
+        </w:rPr>
+      </w:r>
+      <w:r>
+        <w:rPr>
+          <w:sz w:val="28"/>
+          <w:szCs w:val="28"/>
+          <w:lang w:val="pt-PT"/>
+        </w:rPr>
+      </w:r>
+      <w:r>
+        <w:rPr>
+          <w:sz w:val="28"/>
+          <w:szCs w:val="28"/>
+          <w:lang w:val="pt-PT"/>
+        </w:rPr>
+      </w:r>
+      <w:r>
+        <w:rPr>
+          <w:sz w:val="28"/>
+          <w:szCs w:val="28"/>
+          <w:lang w:val="pt-PT"/>
+        </w:rPr>
+      </w:r>
+      <w:r>
+        <w:rPr>
+          <w:sz w:val="28"/>
+          <w:szCs w:val="28"/>
+          <w:lang w:val="pt-PT"/>
+        </w:rPr>
+      </w:r>
+      <w:r>
+        <w:rPr>
+          <w:sz w:val="28"/>
+          <w:szCs w:val="28"/>
+          <w:lang w:val="pt-PT"/>
+        </w:rPr>
+      </w:r>
+      <w:r>
+        <w:rPr>
+          <w:sz w:val="28"/>
+          <w:szCs w:val="28"/>
+          <w:lang w:val="pt-PT"/>
+        </w:rPr>
+      </w:r>
+      <w:r>
+        <w:rPr>
+          <w:sz w:val="28"/>
+          <w:szCs w:val="28"/>
+          <w:lang w:val="pt-PT"/>
+        </w:rPr>
+      </w:r>
+      <w:r>
+        <w:rPr>
+          <w:sz w:val="28"/>
+          <w:szCs w:val="28"/>
+          <w:lang w:val="pt-PT"/>
+        </w:rPr>
+      </w:r>
+      <w:r>
+        <w:rPr>
+          <w:sz w:val="28"/>
+          <w:szCs w:val="28"/>
+          <w:lang w:val="pt-PT"/>
+        </w:rPr>
+      </w:r>
+      <w:r>
+        <w:rPr>
+          <w:sz w:val="28"/>
+          <w:szCs w:val="28"/>
+          <w:lang w:val="pt-PT"/>
+        </w:rPr>
+      </w:r>
+      <w:r>
+        <w:rPr>
+          <w:sz w:val="28"/>
+          <w:szCs w:val="28"/>
+          <w:lang w:val="pt-PT"/>
+        </w:rPr>
+      </w:r>
+      <w:r>
+        <w:rPr>
+          <w:sz w:val="28"/>
+          <w:szCs w:val="28"/>
+          <w:lang w:val="pt-PT"/>
+        </w:rPr>
+      </w:r>
+      <w:r>
+        <w:rPr>
+          <w:sz w:val="28"/>
+          <w:szCs w:val="28"/>
+          <w:lang w:val="pt-PT"/>
+        </w:rPr>
+      </w:r>
+      <w:r>
+        <w:rPr>
+          <w:sz w:val="28"/>
+          <w:szCs w:val="28"/>
+          <w:lang w:val="pt-PT"/>
+        </w:rPr>
       </w:r>
       <w:r>
         <w:rPr>
@@ -731,79 +697,69 @@
           <w:szCs w:val="28"/>
           <w:lang w:val="vi-VN"/>
         </w:rPr>
-        <w:t xml:space="preserve">     </w:t>
-      </w:r>
-      <w:r>
-        <w:rPr>
-          <w:sz w:val="28"/>
-          <w:szCs w:val="28"/>
-          <w:lang w:val="pt-PT"/>
-        </w:rPr>
-        <w:t>/</w:t>
-      </w:r>
-      <w:r>
-        <w:rPr>
-          <w:sz w:val="28"/>
-          <w:szCs w:val="28"/>
-          <w:lang w:val="pt-PT"/>
-        </w:rPr>
-        <w:t>QĐ</w:t>
-      </w:r>
-      <w:r>
-        <w:rPr>
-          <w:sz w:val="28"/>
-          <w:szCs w:val="28"/>
-          <w:lang w:val="pt-PT"/>
-        </w:rPr>
-        <w:t>-</w:t>
-      </w:r>
-      <w:r>
-        <w:rPr>
-          <w:sz w:val="28"/>
-          <w:szCs w:val="28"/>
-          <w:lang w:val="pt-PT"/>
-        </w:rPr>
-        <w:t>YHUD</w:t>
-      </w:r>
-      <w:r>
-        <w:rPr>
-          <w:sz w:val="28"/>
-          <w:szCs w:val="28"/>
-          <w:lang w:val="pt-PT"/>
-        </w:rPr>
-        <w:t>/</w:t>
-      </w:r>
-      <w:r>
-        <w:rPr>
-          <w:sz w:val="28"/>
-          <w:szCs w:val="28"/>
-          <w:lang w:val="pt-PT"/>
-        </w:rPr>
-        <w:t>2024</w:t>
-      </w:r>
-      <w:r>
-        <w:rPr>
-          <w:sz w:val="28"/>
-          <w:szCs w:val="28"/>
-          <w:lang w:val="pt-PT"/>
-        </w:rPr>
-        <w:t xml:space="preserve">, </w:t>
-      </w:r>
-      <w:r>
-        <w:rPr>
-          <w:sz w:val="28"/>
-          <w:szCs w:val="28"/>
-          <w:lang w:val="pt-PT"/>
-        </w:rPr>
-        <w:t>ngày</w:t>
-      </w:r>
-      <w:r>
-        <w:rPr>
-          <w:sz w:val="28"/>
-          <w:szCs w:val="28"/>
-          <w:lang w:val="pt-PT"/>
-        </w:rPr>
-        <w:t xml:space="preserve"> </w:t>
+      </w:r>
+      <w:r>
+        <w:rPr>
+          <w:sz w:val="28"/>
+          <w:szCs w:val="28"/>
+          <w:lang w:val="pt-PT"/>
+        </w:rPr>
+      </w:r>
+      <w:r>
+        <w:rPr>
+          <w:sz w:val="28"/>
+          <w:szCs w:val="28"/>
+          <w:lang w:val="pt-PT"/>
+        </w:rPr>
+      </w:r>
+      <w:r>
+        <w:rPr>
+          <w:sz w:val="28"/>
+          <w:szCs w:val="28"/>
+          <w:lang w:val="pt-PT"/>
+        </w:rPr>
+      </w:r>
+      <w:r>
+        <w:rPr>
+          <w:sz w:val="28"/>
+          <w:szCs w:val="28"/>
+          <w:lang w:val="pt-PT"/>
+        </w:rPr>
+      </w:r>
+      <w:r>
+        <w:rPr>
+          <w:sz w:val="28"/>
+          <w:szCs w:val="28"/>
+          <w:lang w:val="pt-PT"/>
+        </w:rPr>
+      </w:r>
+      <w:r>
+        <w:rPr>
+          <w:sz w:val="28"/>
+          <w:szCs w:val="28"/>
+          <w:lang w:val="pt-PT"/>
+        </w:rPr>
+      </w:r>
+      <w:r>
+        <w:rPr>
+          <w:sz w:val="28"/>
+          <w:szCs w:val="28"/>
+          <w:lang w:val="pt-PT"/>
+        </w:rPr>
+      </w:r>
+      <w:r>
+        <w:rPr>
+          <w:sz w:val="28"/>
+          <w:szCs w:val="28"/>
+          <w:lang w:val="pt-PT"/>
+        </w:rPr>
+      </w:r>
+      <w:r>
+        <w:rPr>
+          <w:sz w:val="28"/>
+          <w:szCs w:val="28"/>
+          <w:lang w:val="pt-PT"/>
+        </w:rPr>
       </w:r>
       <w:r>
         <w:rPr>
@@ -811,7 +767,6 @@
           <w:szCs w:val="28"/>
           <w:lang w:val="vi-VN"/>
         </w:rPr>
-        <w:t xml:space="preserve">    </w:t>
       </w:r>
       <w:r>
         <w:rPr>
@@ -819,23 +774,20 @@
           <w:szCs w:val="28"/>
           <w:lang w:val="vi-VN"/>
         </w:rPr>
-        <w:t xml:space="preserve"> </w:t>
-      </w:r>
-      <w:r>
-        <w:rPr>
-          <w:sz w:val="28"/>
-          <w:szCs w:val="28"/>
-          <w:lang w:val="pt-PT"/>
-        </w:rPr>
-        <w:t>tháng</w:t>
-      </w:r>
-      <w:r>
-        <w:rPr>
-          <w:sz w:val="28"/>
-          <w:szCs w:val="28"/>
-          <w:lang w:val="pt-PT"/>
-        </w:rPr>
-        <w:t xml:space="preserve"> </w:t>
+      </w:r>
+      <w:r>
+        <w:rPr>
+          <w:sz w:val="28"/>
+          <w:szCs w:val="28"/>
+          <w:lang w:val="pt-PT"/>
+        </w:rPr>
+      </w:r>
+      <w:r>
+        <w:rPr>
+          <w:sz w:val="28"/>
+          <w:szCs w:val="28"/>
+          <w:lang w:val="pt-PT"/>
+        </w:rPr>
       </w:r>
       <w:r>
         <w:rPr>
@@ -843,7 +795,6 @@
           <w:szCs w:val="28"/>
           <w:lang w:val="vi-VN"/>
         </w:rPr>
-        <w:t xml:space="preserve">    </w:t>
       </w:r>
       <w:r>
         <w:rPr>
@@ -851,95 +802,83 @@
           <w:szCs w:val="28"/>
           <w:lang w:val="vi-VN"/>
         </w:rPr>
-        <w:t xml:space="preserve"> </w:t>
-      </w:r>
-      <w:r>
-        <w:rPr>
-          <w:sz w:val="28"/>
-          <w:szCs w:val="28"/>
-          <w:lang w:val="pt-PT"/>
-        </w:rPr>
-        <w:t>năm</w:t>
-      </w:r>
-      <w:r>
-        <w:rPr>
-          <w:sz w:val="28"/>
-          <w:szCs w:val="28"/>
-          <w:lang w:val="pt-PT"/>
-        </w:rPr>
-        <w:t xml:space="preserve"> </w:t>
-      </w:r>
-      <w:r>
-        <w:rPr>
-          <w:sz w:val="28"/>
-          <w:szCs w:val="28"/>
-          <w:lang w:val="pt-PT"/>
-        </w:rPr>
-        <w:t>2024</w:t>
-      </w:r>
-      <w:r>
-        <w:rPr>
-          <w:sz w:val="28"/>
-          <w:szCs w:val="28"/>
-          <w:lang w:val="pt-PT"/>
-        </w:rPr>
-        <w:t xml:space="preserve"> </w:t>
-      </w:r>
-      <w:r>
-        <w:rPr>
-          <w:sz w:val="28"/>
-          <w:szCs w:val="28"/>
-          <w:lang w:val="pt-PT"/>
-        </w:rPr>
-        <w:t>của</w:t>
-      </w:r>
-      <w:r>
-        <w:rPr>
-          <w:sz w:val="28"/>
-          <w:szCs w:val="28"/>
-          <w:lang w:val="pt-PT"/>
-        </w:rPr>
-        <w:t xml:space="preserve"> </w:t>
-      </w:r>
-      <w:r>
-        <w:rPr>
-          <w:sz w:val="28"/>
-          <w:szCs w:val="28"/>
-          <w:lang w:val="pt-PT"/>
-        </w:rPr>
-        <w:t>Viện</w:t>
-      </w:r>
-      <w:r>
-        <w:rPr>
-          <w:sz w:val="28"/>
-          <w:szCs w:val="28"/>
-          <w:lang w:val="pt-PT"/>
-        </w:rPr>
-        <w:t xml:space="preserve"> </w:t>
-      </w:r>
-      <w:r>
-        <w:rPr>
-          <w:sz w:val="28"/>
-          <w:szCs w:val="28"/>
-          <w:lang w:val="pt-PT"/>
-        </w:rPr>
-        <w:t>trưởng</w:t>
-      </w:r>
-      <w:r>
-        <w:rPr>
-          <w:sz w:val="28"/>
-          <w:szCs w:val="28"/>
-          <w:lang w:val="pt-PT"/>
-        </w:rPr>
-        <w:t xml:space="preserve"> Viện Y học ứng dụng Việt Nam</w:t>
-      </w:r>
-      <w:r>
-        <w:rPr>
-          <w:sz w:val="28"/>
-          <w:szCs w:val="28"/>
-          <w:lang w:val="pt-PT"/>
-        </w:rPr>
-        <w:t>.</w:t>
+      </w:r>
+      <w:r>
+        <w:rPr>
+          <w:sz w:val="28"/>
+          <w:szCs w:val="28"/>
+          <w:lang w:val="pt-PT"/>
+        </w:rPr>
+      </w:r>
+      <w:r>
+        <w:rPr>
+          <w:sz w:val="28"/>
+          <w:szCs w:val="28"/>
+          <w:lang w:val="pt-PT"/>
+        </w:rPr>
+      </w:r>
+      <w:r>
+        <w:rPr>
+          <w:sz w:val="28"/>
+          <w:szCs w:val="28"/>
+          <w:lang w:val="pt-PT"/>
+        </w:rPr>
+      </w:r>
+      <w:r>
+        <w:rPr>
+          <w:sz w:val="28"/>
+          <w:szCs w:val="28"/>
+          <w:lang w:val="pt-PT"/>
+        </w:rPr>
+      </w:r>
+      <w:r>
+        <w:rPr>
+          <w:sz w:val="28"/>
+          <w:szCs w:val="28"/>
+          <w:lang w:val="pt-PT"/>
+        </w:rPr>
+      </w:r>
+      <w:r>
+        <w:rPr>
+          <w:sz w:val="28"/>
+          <w:szCs w:val="28"/>
+          <w:lang w:val="pt-PT"/>
+        </w:rPr>
+      </w:r>
+      <w:r>
+        <w:rPr>
+          <w:sz w:val="28"/>
+          <w:szCs w:val="28"/>
+          <w:lang w:val="pt-PT"/>
+        </w:rPr>
+      </w:r>
+      <w:r>
+        <w:rPr>
+          <w:sz w:val="28"/>
+          <w:szCs w:val="28"/>
+          <w:lang w:val="pt-PT"/>
+        </w:rPr>
+      </w:r>
+      <w:r>
+        <w:rPr>
+          <w:sz w:val="28"/>
+          <w:szCs w:val="28"/>
+          <w:lang w:val="pt-PT"/>
+        </w:rPr>
+      </w:r>
+      <w:r>
+        <w:rPr>
+          <w:sz w:val="28"/>
+          <w:szCs w:val="28"/>
+          <w:lang w:val="pt-PT"/>
+        </w:rPr>
+      </w:r>
+      <w:r>
+        <w:rPr>
+          <w:sz w:val="28"/>
+          <w:szCs w:val="28"/>
+          <w:lang w:val="pt-PT"/>
+        </w:rPr>
       </w:r>
     </w:p>
     <w:p>
@@ -965,7 +904,7 @@
           <w:szCs w:val="28"/>
           <w:lang w:val="vi-VN"/>
         </w:rPr>
-        <w:t>II.</w:t>
+        <w:t>II. Tên đề tài: {{TEN_DE_TAI}}.</w:t>
       </w:r>
       <w:r>
         <w:rPr>
@@ -973,7 +912,6 @@
           <w:szCs w:val="28"/>
           <w:lang w:val="vi-VN"/>
         </w:rPr>
-        <w:t xml:space="preserve"> </w:t>
       </w:r>
       <w:r>
         <w:rPr>
@@ -982,7 +920,6 @@
           <w:szCs w:val="28"/>
           <w:lang w:val="vi-VN"/>
         </w:rPr>
-        <w:t>Tên đề tài</w:t>
       </w:r>
       <w:r>
         <w:rPr>
@@ -990,7 +927,6 @@
           <w:szCs w:val="28"/>
           <w:lang w:val="vi-VN"/>
         </w:rPr>
-        <w:t xml:space="preserve">: </w:t>
       </w:r>
       <w:r>
         <w:rPr>
@@ -998,7 +934,6 @@
           <w:szCs w:val="28"/>
           <w:lang w:val="vi-VN"/>
         </w:rPr>
-        <w:t>Đánh giá hiệu quả sản phẩm sữa dinh dưỡng pha sẵn KUN DOCTOR COLOSTRUM lên tình trạng dinh dưỡng, miễn dịch, tiêu hóa và giấc ngủ của trẻ từ 24 đến 72 tháng tuổi</w:t>
       </w:r>
       <w:r>
         <w:rPr>
@@ -1006,7 +941,6 @@
           <w:szCs w:val="28"/>
           <w:lang w:val="vi-VN"/>
         </w:rPr>
-        <w:t>.</w:t>
       </w:r>
     </w:p>
     <w:p>
@@ -1030,7 +964,7 @@
           <w:szCs w:val="28"/>
           <w:lang w:val="fr-FR"/>
         </w:rPr>
-        <w:t>Chủ nhiệm</w:t>
+        <w:t>Chủ nhiệm đề tài: {{CHU_NHIEM_HO_TEN}}</w:t>
       </w:r>
       <w:r>
         <w:rPr>
@@ -1039,15 +973,13 @@
           <w:szCs w:val="28"/>
           <w:lang w:val="vi-VN"/>
         </w:rPr>
-        <w:t xml:space="preserve"> đề tài</w:t>
-      </w:r>
-      <w:r>
-        <w:rPr>
-          <w:sz w:val="28"/>
-          <w:szCs w:val="28"/>
-          <w:lang w:val="fr-FR"/>
-        </w:rPr>
-        <w:t>:</w:t>
+      </w:r>
+      <w:r>
+        <w:rPr>
+          <w:sz w:val="28"/>
+          <w:szCs w:val="28"/>
+          <w:lang w:val="fr-FR"/>
+        </w:rPr>
       </w:r>
       <w:r>
         <w:rPr>
@@ -1055,15 +987,13 @@
           <w:szCs w:val="28"/>
           <w:lang w:val="vi-VN"/>
         </w:rPr>
-        <w:t xml:space="preserve"> </w:t>
-      </w:r>
-      <w:r>
-        <w:rPr>
-          <w:sz w:val="28"/>
-          <w:szCs w:val="28"/>
-          <w:lang w:val="fr-FR"/>
-        </w:rPr>
-        <w:t>Ts. Bs. Trương Hồng Sơn</w:t>
+      </w:r>
+      <w:r>
+        <w:rPr>
+          <w:sz w:val="28"/>
+          <w:szCs w:val="28"/>
+          <w:lang w:val="fr-FR"/>
+        </w:rPr>
       </w:r>
     </w:p>
     <w:p>
@@ -1088,7 +1018,7 @@
           <w:szCs w:val="28"/>
           <w:lang w:val="vi-VN"/>
         </w:rPr>
-        <w:t>Đơn vị thực hiện:</w:t>
+        <w:t>Đơn vị thực hiện: {{DON_VI_CHU_TRI}}</w:t>
       </w:r>
       <w:r>
         <w:rPr>
@@ -1096,7 +1026,6 @@
           <w:szCs w:val="28"/>
           <w:lang w:val="vi-VN"/>
         </w:rPr>
-        <w:t xml:space="preserve"> Viện Y học ứng dụng Việt nam</w:t>
       </w:r>
     </w:p>
     <w:p>
@@ -1116,130 +1045,116 @@
           <w:szCs w:val="28"/>
           <w:lang w:val="vi-VN"/>
         </w:rPr>
-        <w:t>I</w:t>
-      </w:r>
-      <w:r>
-        <w:rPr>
-          <w:b/>
-          <w:sz w:val="28"/>
-          <w:szCs w:val="28"/>
-          <w:lang w:val="pt-PT"/>
-        </w:rPr>
-        <w:t>II</w:t>
-      </w:r>
-      <w:r>
-        <w:rPr>
-          <w:b/>
-          <w:sz w:val="28"/>
-          <w:szCs w:val="28"/>
-          <w:lang w:val="pt-PT"/>
-        </w:rPr>
-        <w:t xml:space="preserve">. </w:t>
-      </w:r>
-      <w:r>
-        <w:rPr>
-          <w:b/>
-          <w:sz w:val="28"/>
-          <w:szCs w:val="28"/>
-          <w:lang w:val="pt-PT"/>
-        </w:rPr>
-        <w:t>Ngày</w:t>
-      </w:r>
-      <w:r>
-        <w:rPr>
-          <w:b/>
-          <w:sz w:val="28"/>
-          <w:szCs w:val="28"/>
-          <w:lang w:val="pt-PT"/>
-        </w:rPr>
-        <w:t xml:space="preserve"> </w:t>
-      </w:r>
-      <w:r>
-        <w:rPr>
-          <w:b/>
-          <w:sz w:val="28"/>
-          <w:szCs w:val="28"/>
-          <w:lang w:val="pt-PT"/>
-        </w:rPr>
-        <w:t>họp</w:t>
-      </w:r>
-      <w:r>
-        <w:rPr>
-          <w:b/>
-          <w:sz w:val="28"/>
-          <w:szCs w:val="28"/>
-          <w:lang w:val="pt-PT"/>
-        </w:rPr>
-        <w:t xml:space="preserve"> </w:t>
-      </w:r>
-      <w:r>
-        <w:rPr>
-          <w:b/>
-          <w:sz w:val="28"/>
-          <w:szCs w:val="28"/>
-          <w:lang w:val="pt-PT"/>
-        </w:rPr>
-        <w:t>h</w:t>
-      </w:r>
-      <w:r>
-        <w:rPr>
-          <w:b/>
-          <w:sz w:val="28"/>
-          <w:szCs w:val="28"/>
-          <w:lang w:val="pt-PT"/>
-        </w:rPr>
-        <w:t>ội</w:t>
-      </w:r>
-      <w:r>
-        <w:rPr>
-          <w:b/>
-          <w:sz w:val="28"/>
-          <w:szCs w:val="28"/>
-          <w:lang w:val="pt-PT"/>
-        </w:rPr>
-        <w:t xml:space="preserve"> </w:t>
-      </w:r>
-      <w:r>
-        <w:rPr>
-          <w:b/>
-          <w:sz w:val="28"/>
-          <w:szCs w:val="28"/>
-          <w:lang w:val="pt-PT"/>
-        </w:rPr>
-        <w:t>đồng</w:t>
-      </w:r>
-      <w:r>
-        <w:rPr>
-          <w:b/>
-          <w:sz w:val="28"/>
-          <w:szCs w:val="28"/>
-          <w:lang w:val="pt-PT"/>
-        </w:rPr>
-        <w:t>:</w:t>
-      </w:r>
-      <w:r>
-        <w:rPr>
-          <w:sz w:val="28"/>
-          <w:szCs w:val="28"/>
-          <w:lang w:val="pt-PT"/>
-        </w:rPr>
-        <w:t xml:space="preserve"> </w:t>
-      </w:r>
-      <w:r>
-        <w:rPr>
-          <w:sz w:val="28"/>
-          <w:szCs w:val="28"/>
-          <w:lang w:val="pt-PT"/>
-        </w:rPr>
-        <w:t>ngày</w:t>
-      </w:r>
-      <w:r>
-        <w:rPr>
-          <w:sz w:val="28"/>
-          <w:szCs w:val="28"/>
-          <w:lang w:val="pt-PT"/>
-        </w:rPr>
-        <w:t xml:space="preserve"> </w:t>
+        <w:t>III. Ngày họp hội đồng: ngày      tháng      năm {{NAM}}</w:t>
+      </w:r>
+      <w:r>
+        <w:rPr>
+          <w:b/>
+          <w:sz w:val="28"/>
+          <w:szCs w:val="28"/>
+          <w:lang w:val="pt-PT"/>
+        </w:rPr>
+      </w:r>
+      <w:r>
+        <w:rPr>
+          <w:b/>
+          <w:sz w:val="28"/>
+          <w:szCs w:val="28"/>
+          <w:lang w:val="pt-PT"/>
+        </w:rPr>
+      </w:r>
+      <w:r>
+        <w:rPr>
+          <w:b/>
+          <w:sz w:val="28"/>
+          <w:szCs w:val="28"/>
+          <w:lang w:val="pt-PT"/>
+        </w:rPr>
+      </w:r>
+      <w:r>
+        <w:rPr>
+          <w:b/>
+          <w:sz w:val="28"/>
+          <w:szCs w:val="28"/>
+          <w:lang w:val="pt-PT"/>
+        </w:rPr>
+      </w:r>
+      <w:r>
+        <w:rPr>
+          <w:b/>
+          <w:sz w:val="28"/>
+          <w:szCs w:val="28"/>
+          <w:lang w:val="pt-PT"/>
+        </w:rPr>
+      </w:r>
+      <w:r>
+        <w:rPr>
+          <w:b/>
+          <w:sz w:val="28"/>
+          <w:szCs w:val="28"/>
+          <w:lang w:val="pt-PT"/>
+        </w:rPr>
+      </w:r>
+      <w:r>
+        <w:rPr>
+          <w:b/>
+          <w:sz w:val="28"/>
+          <w:szCs w:val="28"/>
+          <w:lang w:val="pt-PT"/>
+        </w:rPr>
+      </w:r>
+      <w:r>
+        <w:rPr>
+          <w:b/>
+          <w:sz w:val="28"/>
+          <w:szCs w:val="28"/>
+          <w:lang w:val="pt-PT"/>
+        </w:rPr>
+      </w:r>
+      <w:r>
+        <w:rPr>
+          <w:b/>
+          <w:sz w:val="28"/>
+          <w:szCs w:val="28"/>
+          <w:lang w:val="pt-PT"/>
+        </w:rPr>
+      </w:r>
+      <w:r>
+        <w:rPr>
+          <w:b/>
+          <w:sz w:val="28"/>
+          <w:szCs w:val="28"/>
+          <w:lang w:val="pt-PT"/>
+        </w:rPr>
+      </w:r>
+      <w:r>
+        <w:rPr>
+          <w:b/>
+          <w:sz w:val="28"/>
+          <w:szCs w:val="28"/>
+          <w:lang w:val="pt-PT"/>
+        </w:rPr>
+      </w:r>
+      <w:r>
+        <w:rPr>
+          <w:sz w:val="28"/>
+          <w:szCs w:val="28"/>
+          <w:lang w:val="pt-PT"/>
+        </w:rPr>
+      </w:r>
+      <w:r>
+        <w:rPr>
+          <w:sz w:val="28"/>
+          <w:szCs w:val="28"/>
+          <w:lang w:val="pt-PT"/>
+        </w:rPr>
+      </w:r>
+      <w:r>
+        <w:rPr>
+          <w:sz w:val="28"/>
+          <w:szCs w:val="28"/>
+          <w:lang w:val="pt-PT"/>
+        </w:rPr>
       </w:r>
       <w:r>
         <w:rPr>
@@ -1247,7 +1162,6 @@
           <w:szCs w:val="28"/>
           <w:lang w:val="vi-VN"/>
         </w:rPr>
-        <w:t xml:space="preserve">    </w:t>
       </w:r>
       <w:r>
         <w:rPr>
@@ -1255,23 +1169,20 @@
           <w:szCs w:val="28"/>
           <w:lang w:val="vi-VN"/>
         </w:rPr>
-        <w:t xml:space="preserve"> </w:t>
-      </w:r>
-      <w:r>
-        <w:rPr>
-          <w:sz w:val="28"/>
-          <w:szCs w:val="28"/>
-          <w:lang w:val="pt-PT"/>
-        </w:rPr>
-        <w:t>tháng</w:t>
-      </w:r>
-      <w:r>
-        <w:rPr>
-          <w:sz w:val="28"/>
-          <w:szCs w:val="28"/>
-          <w:lang w:val="pt-PT"/>
-        </w:rPr>
-        <w:t xml:space="preserve"> </w:t>
+      </w:r>
+      <w:r>
+        <w:rPr>
+          <w:sz w:val="28"/>
+          <w:szCs w:val="28"/>
+          <w:lang w:val="pt-PT"/>
+        </w:rPr>
+      </w:r>
+      <w:r>
+        <w:rPr>
+          <w:sz w:val="28"/>
+          <w:szCs w:val="28"/>
+          <w:lang w:val="pt-PT"/>
+        </w:rPr>
       </w:r>
       <w:r>
         <w:rPr>
@@ -1279,7 +1190,6 @@
           <w:szCs w:val="28"/>
           <w:lang w:val="vi-VN"/>
         </w:rPr>
-        <w:t xml:space="preserve">    </w:t>
       </w:r>
       <w:r>
         <w:rPr>
@@ -1287,31 +1197,27 @@
           <w:szCs w:val="28"/>
           <w:lang w:val="vi-VN"/>
         </w:rPr>
-        <w:t xml:space="preserve"> </w:t>
-      </w:r>
-      <w:r>
-        <w:rPr>
-          <w:sz w:val="28"/>
-          <w:szCs w:val="28"/>
-          <w:lang w:val="pt-PT"/>
-        </w:rPr>
-        <w:t>năm</w:t>
-      </w:r>
-      <w:r>
-        <w:rPr>
-          <w:sz w:val="28"/>
-          <w:szCs w:val="28"/>
-          <w:lang w:val="pt-PT"/>
-        </w:rPr>
-        <w:t xml:space="preserve"> </w:t>
-      </w:r>
-      <w:r>
-        <w:rPr>
-          <w:sz w:val="28"/>
-          <w:szCs w:val="28"/>
-          <w:lang w:val="pt-PT"/>
-        </w:rPr>
-        <w:t>2024</w:t>
+      </w:r>
+      <w:r>
+        <w:rPr>
+          <w:sz w:val="28"/>
+          <w:szCs w:val="28"/>
+          <w:lang w:val="pt-PT"/>
+        </w:rPr>
+      </w:r>
+      <w:r>
+        <w:rPr>
+          <w:sz w:val="28"/>
+          <w:szCs w:val="28"/>
+          <w:lang w:val="pt-PT"/>
+        </w:rPr>
+      </w:r>
+      <w:r>
+        <w:rPr>
+          <w:sz w:val="28"/>
+          <w:szCs w:val="28"/>
+          <w:lang w:val="pt-PT"/>
+        </w:rPr>
       </w:r>
     </w:p>
     <w:p>

--- a/02. Hồ sơ khoa học đề cương - MẪU/07. BB kiểm phiếu thông qua đề cương.docx
+++ b/02. Hồ sơ khoa học đề cương - MẪU/07. BB kiểm phiếu thông qua đề cương.docx
@@ -1,6 +1,6 @@
 
 <file path=word/document.xml><?xml version="1.0" encoding="utf-8"?>
-<w:document xmlns:wpc="http://schemas.microsoft.com/office/word/2010/wordprocessingCanvas" xmlns:cx="http://schemas.microsoft.com/office/drawing/2014/chartex" xmlns:cx1="http://schemas.microsoft.com/office/drawing/2015/9/8/chartex" xmlns:cx2="http://schemas.microsoft.com/office/drawing/2015/10/21/chartex" xmlns:cx3="http://schemas.microsoft.com/office/drawing/2016/5/9/chartex" xmlns:cx4="http://schemas.microsoft.com/office/drawing/2016/5/10/chartex" xmlns:cx5="http://schemas.microsoft.com/office/drawing/2016/5/11/chartex" xmlns:cx6="http://schemas.microsoft.com/office/drawing/2016/5/12/chartex" xmlns:cx7="http://schemas.microsoft.com/office/drawing/2016/5/13/chartex" xmlns:cx8="http://schemas.microsoft.com/office/drawing/2016/5/14/chartex" xmlns:mc="http://schemas.openxmlformats.org/markup-compatibility/2006" xmlns:aink="http://schemas.microsoft.com/office/drawing/2016/ink" xmlns:am3d="http://schemas.microsoft.com/office/drawing/2017/model3d" xmlns:o="urn:schemas-microsoft-com:office:office" xmlns:oel="http://schemas.microsoft.com/office/2019/extlst" xmlns:r="http://schemas.openxmlformats.org/officeDocument/2006/relationships" xmlns:m="http://schemas.openxmlformats.org/officeDocument/2006/math" xmlns:v="urn:schemas-microsoft-com:vml" xmlns:wp14="http://schemas.microsoft.com/office/word/2010/wordprocessingDrawing" xmlns:wp="http://schemas.openxmlformats.org/drawingml/2006/wordprocessingDrawing" xmlns:w10="urn:schemas-microsoft-com:office:word" xmlns:w="http://schemas.openxmlformats.org/wordprocessingml/2006/main" xmlns:w14="http://schemas.microsoft.com/office/word/2010/wordml" xmlns:w15="http://schemas.microsoft.com/office/word/2012/wordml" xmlns:w16cex="http://schemas.microsoft.com/office/word/2018/wordml/cex" xmlns:w16cid="http://schemas.microsoft.com/office/word/2016/wordml/cid" xmlns:w16="http://schemas.microsoft.com/office/word/2018/wordml" xmlns:w16du="http://schemas.microsoft.com/office/word/2023/wordml/word16du" xmlns:w16sdtdh="http://schemas.microsoft.com/office/word/2020/wordml/sdtdatahash" xmlns:w16se="http://schemas.microsoft.com/office/word/2015/wordml/symex" xmlns:wpg="http://schemas.microsoft.com/office/word/2010/wordprocessingGroup" xmlns:wpi="http://schemas.microsoft.com/office/word/2010/wordprocessingInk" xmlns:wne="http://schemas.microsoft.com/office/word/2006/wordml" xmlns:wps="http://schemas.microsoft.com/office/word/2010/wordprocessingShape" mc:Ignorable="w14 w15 w16se w16cid w16 w16cex w16sdtdh w16du wp14">
+<w:document xmlns:wpc="http://schemas.microsoft.com/office/word/2010/wordprocessingCanvas" xmlns:cx="http://schemas.microsoft.com/office/drawing/2014/chartex" xmlns:cx1="http://schemas.microsoft.com/office/drawing/2015/9/8/chartex" xmlns:cx2="http://schemas.microsoft.com/office/drawing/2015/10/21/chartex" xmlns:cx3="http://schemas.microsoft.com/office/drawing/2016/5/9/chartex" xmlns:cx4="http://schemas.microsoft.com/office/drawing/2016/5/10/chartex" xmlns:cx5="http://schemas.microsoft.com/office/drawing/2016/5/11/chartex" xmlns:cx6="http://schemas.microsoft.com/office/drawing/2016/5/12/chartex" xmlns:cx7="http://schemas.microsoft.com/office/drawing/2016/5/13/chartex" xmlns:cx8="http://schemas.microsoft.com/office/drawing/2016/5/14/chartex" xmlns:mc="http://schemas.openxmlformats.org/markup-compatibility/2006" xmlns:aink="http://schemas.microsoft.com/office/drawing/2016/ink" xmlns:am3d="http://schemas.microsoft.com/office/drawing/2017/model3d" xmlns:o="urn:schemas-microsoft-com:office:office" xmlns:oel="http://schemas.microsoft.com/office/2019/extlst" xmlns:r="http://schemas.openxmlformats.org/officeDocument/2006/relationships" xmlns:m="http://schemas.openxmlformats.org/officeDocument/2006/math" xmlns:v="urn:schemas-microsoft-com:vml" xmlns:wp14="http://schemas.microsoft.com/office/word/2010/wordprocessingDrawing" xmlns:wp="http://schemas.openxmlformats.org/drawingml/2006/wordprocessingDrawing" xmlns:w10="urn:schemas-microsoft-com:office:word" xmlns:w="http://schemas.openxmlformats.org/wordprocessingml/2006/main" xmlns:w14="http://schemas.microsoft.com/office/word/2010/wordml" xmlns:w15="http://schemas.microsoft.com/office/word/2012/wordml" xmlns:w16cex="http://schemas.microsoft.com/office/word/2018/wordml/cex" xmlns:w16cid="http://schemas.microsoft.com/office/word/2016/wordml/cid" xmlns:w16="http://schemas.microsoft.com/office/word/2018/wordml" xmlns:w16du="http://schemas.microsoft.com/office/word/2023/wordml/word16du" xmlns:w16sdtdh="http://schemas.microsoft.com/office/word/2020/wordml/sdtdatahash" xmlns:w16sdtfl="http://schemas.microsoft.com/office/word/2024/wordml/sdtformatlock" xmlns:w16se="http://schemas.microsoft.com/office/word/2015/wordml/symex" xmlns:wpg="http://schemas.microsoft.com/office/word/2010/wordprocessingGroup" xmlns:wpi="http://schemas.microsoft.com/office/word/2010/wordprocessingInk" xmlns:wne="http://schemas.microsoft.com/office/word/2006/wordml" xmlns:wps="http://schemas.microsoft.com/office/word/2010/wordprocessingShape" mc:Ignorable="w14 w15 w16se w16cid w16 w16cex w16sdtdh w16sdtfl w16du wp14">
   <w:body>
     <w:tbl>
       <w:tblPr>
@@ -445,251 +445,285 @@
           <w:szCs w:val="28"/>
           <w:lang w:val="pt-PT"/>
         </w:rPr>
-        <w:t>I. Hội đồng Khoa học xét duyệt đề cương đề tài cấp cơ sở được thành lập theo quyết định số      /QĐ-YHUD/{{NAM}}, ngày      tháng      năm {{NAM}} của Viện trưởng Viện Y học ứng dụng Việt Nam.</w:t>
-      </w:r>
-      <w:r>
-        <w:rPr>
-          <w:b/>
-          <w:sz w:val="28"/>
-          <w:szCs w:val="28"/>
-          <w:lang w:val="pt-PT"/>
-        </w:rPr>
-      </w:r>
-      <w:r>
-        <w:rPr>
-          <w:b/>
-          <w:sz w:val="28"/>
-          <w:szCs w:val="28"/>
-          <w:lang w:val="pt-PT"/>
-        </w:rPr>
-      </w:r>
-      <w:r>
-        <w:rPr>
-          <w:b/>
-          <w:sz w:val="28"/>
-          <w:szCs w:val="28"/>
-          <w:lang w:val="pt-PT"/>
-        </w:rPr>
-      </w:r>
-      <w:r>
-        <w:rPr>
-          <w:b/>
-          <w:sz w:val="28"/>
-          <w:szCs w:val="28"/>
-          <w:lang w:val="pt-PT"/>
-        </w:rPr>
-      </w:r>
-      <w:r>
-        <w:rPr>
-          <w:b/>
-          <w:sz w:val="28"/>
-          <w:szCs w:val="28"/>
-          <w:lang w:val="pt-PT"/>
-        </w:rPr>
-      </w:r>
-      <w:r>
-        <w:rPr>
-          <w:b/>
-          <w:sz w:val="28"/>
-          <w:szCs w:val="28"/>
-          <w:lang w:val="pt-PT"/>
-        </w:rPr>
-      </w:r>
-      <w:r>
-        <w:rPr>
-          <w:sz w:val="28"/>
-          <w:szCs w:val="28"/>
-          <w:lang w:val="pt-PT"/>
-        </w:rPr>
-      </w:r>
-      <w:r>
-        <w:rPr>
-          <w:sz w:val="28"/>
-          <w:szCs w:val="28"/>
-          <w:lang w:val="pt-PT"/>
-        </w:rPr>
-      </w:r>
-      <w:r>
-        <w:rPr>
-          <w:sz w:val="28"/>
-          <w:szCs w:val="28"/>
-          <w:lang w:val="pt-PT"/>
-        </w:rPr>
-      </w:r>
-      <w:r>
-        <w:rPr>
-          <w:sz w:val="28"/>
-          <w:szCs w:val="28"/>
-          <w:lang w:val="pt-PT"/>
-        </w:rPr>
-      </w:r>
-      <w:r>
-        <w:rPr>
-          <w:sz w:val="28"/>
-          <w:szCs w:val="28"/>
-          <w:lang w:val="pt-PT"/>
-        </w:rPr>
-      </w:r>
-      <w:r>
-        <w:rPr>
-          <w:sz w:val="28"/>
-          <w:szCs w:val="28"/>
-          <w:lang w:val="pt-PT"/>
-        </w:rPr>
-      </w:r>
-      <w:r>
-        <w:rPr>
-          <w:sz w:val="28"/>
-          <w:szCs w:val="28"/>
-          <w:lang w:val="pt-PT"/>
-        </w:rPr>
-      </w:r>
-      <w:r>
-        <w:rPr>
-          <w:sz w:val="28"/>
-          <w:szCs w:val="28"/>
-          <w:lang w:val="pt-PT"/>
-        </w:rPr>
-      </w:r>
-      <w:r>
-        <w:rPr>
-          <w:sz w:val="28"/>
-          <w:szCs w:val="28"/>
-          <w:lang w:val="pt-PT"/>
-        </w:rPr>
-      </w:r>
-      <w:r>
-        <w:rPr>
-          <w:sz w:val="28"/>
-          <w:szCs w:val="28"/>
-          <w:lang w:val="pt-PT"/>
-        </w:rPr>
-      </w:r>
-      <w:r>
-        <w:rPr>
-          <w:sz w:val="28"/>
-          <w:szCs w:val="28"/>
-          <w:lang w:val="pt-PT"/>
-        </w:rPr>
-      </w:r>
-      <w:r>
-        <w:rPr>
-          <w:sz w:val="28"/>
-          <w:szCs w:val="28"/>
-          <w:lang w:val="pt-PT"/>
-        </w:rPr>
-      </w:r>
-      <w:r>
-        <w:rPr>
-          <w:sz w:val="28"/>
-          <w:szCs w:val="28"/>
-          <w:lang w:val="pt-PT"/>
-        </w:rPr>
-      </w:r>
-      <w:r>
-        <w:rPr>
-          <w:sz w:val="28"/>
-          <w:szCs w:val="28"/>
-          <w:lang w:val="pt-PT"/>
-        </w:rPr>
-      </w:r>
-      <w:r>
-        <w:rPr>
-          <w:sz w:val="28"/>
-          <w:szCs w:val="28"/>
-          <w:lang w:val="pt-PT"/>
-        </w:rPr>
-      </w:r>
-      <w:r>
-        <w:rPr>
-          <w:sz w:val="28"/>
-          <w:szCs w:val="28"/>
-          <w:lang w:val="pt-PT"/>
-        </w:rPr>
-      </w:r>
-      <w:r>
-        <w:rPr>
-          <w:sz w:val="28"/>
-          <w:szCs w:val="28"/>
-          <w:lang w:val="pt-PT"/>
-        </w:rPr>
-      </w:r>
-      <w:r>
-        <w:rPr>
-          <w:sz w:val="28"/>
-          <w:szCs w:val="28"/>
-          <w:lang w:val="pt-PT"/>
-        </w:rPr>
-      </w:r>
-      <w:r>
-        <w:rPr>
-          <w:sz w:val="28"/>
-          <w:szCs w:val="28"/>
-          <w:lang w:val="pt-PT"/>
-        </w:rPr>
-      </w:r>
-      <w:r>
-        <w:rPr>
-          <w:sz w:val="28"/>
-          <w:szCs w:val="28"/>
-          <w:lang w:val="pt-PT"/>
-        </w:rPr>
-      </w:r>
-      <w:r>
-        <w:rPr>
-          <w:sz w:val="28"/>
-          <w:szCs w:val="28"/>
-          <w:lang w:val="pt-PT"/>
-        </w:rPr>
-      </w:r>
-      <w:r>
-        <w:rPr>
-          <w:sz w:val="28"/>
-          <w:szCs w:val="28"/>
-          <w:lang w:val="pt-PT"/>
-        </w:rPr>
-      </w:r>
-      <w:r>
-        <w:rPr>
-          <w:sz w:val="28"/>
-          <w:szCs w:val="28"/>
-          <w:lang w:val="pt-PT"/>
-        </w:rPr>
-      </w:r>
-      <w:r>
-        <w:rPr>
-          <w:sz w:val="28"/>
-          <w:szCs w:val="28"/>
-          <w:lang w:val="pt-PT"/>
-        </w:rPr>
-      </w:r>
-      <w:r>
-        <w:rPr>
-          <w:sz w:val="28"/>
-          <w:szCs w:val="28"/>
-          <w:lang w:val="pt-PT"/>
-        </w:rPr>
-      </w:r>
-      <w:r>
-        <w:rPr>
-          <w:sz w:val="28"/>
-          <w:szCs w:val="28"/>
-          <w:lang w:val="pt-PT"/>
-        </w:rPr>
-      </w:r>
-      <w:r>
-        <w:rPr>
-          <w:sz w:val="28"/>
-          <w:szCs w:val="28"/>
-          <w:lang w:val="pt-PT"/>
-        </w:rPr>
-      </w:r>
-      <w:r>
-        <w:rPr>
-          <w:sz w:val="28"/>
-          <w:szCs w:val="28"/>
-          <w:lang w:val="pt-PT"/>
-        </w:rPr>
+        <w:t>I</w:t>
+      </w:r>
+      <w:r>
+        <w:rPr>
+          <w:b/>
+          <w:sz w:val="28"/>
+          <w:szCs w:val="28"/>
+          <w:lang w:val="pt-PT"/>
+        </w:rPr>
+        <w:t xml:space="preserve">. </w:t>
+      </w:r>
+      <w:r>
+        <w:rPr>
+          <w:b/>
+          <w:sz w:val="28"/>
+          <w:szCs w:val="28"/>
+          <w:lang w:val="pt-PT"/>
+        </w:rPr>
+        <w:t>Hội</w:t>
+      </w:r>
+      <w:r>
+        <w:rPr>
+          <w:b/>
+          <w:sz w:val="28"/>
+          <w:szCs w:val="28"/>
+          <w:lang w:val="pt-PT"/>
+        </w:rPr>
+        <w:t xml:space="preserve"> </w:t>
+      </w:r>
+      <w:r>
+        <w:rPr>
+          <w:b/>
+          <w:sz w:val="28"/>
+          <w:szCs w:val="28"/>
+          <w:lang w:val="pt-PT"/>
+        </w:rPr>
+        <w:t>đồng</w:t>
+      </w:r>
+      <w:r>
+        <w:rPr>
+          <w:b/>
+          <w:sz w:val="28"/>
+          <w:szCs w:val="28"/>
+          <w:lang w:val="pt-PT"/>
+        </w:rPr>
+        <w:t xml:space="preserve"> </w:t>
+      </w:r>
+      <w:r>
+        <w:rPr>
+          <w:b/>
+          <w:sz w:val="28"/>
+          <w:szCs w:val="28"/>
+          <w:lang w:val="pt-PT"/>
+        </w:rPr>
+        <w:t xml:space="preserve">Khoa học </w:t>
+      </w:r>
+      <w:r>
+        <w:rPr>
+          <w:sz w:val="28"/>
+          <w:szCs w:val="28"/>
+          <w:lang w:val="pt-PT"/>
+        </w:rPr>
+        <w:t>xét duyệt</w:t>
+      </w:r>
+      <w:r>
+        <w:rPr>
+          <w:sz w:val="28"/>
+          <w:szCs w:val="28"/>
+          <w:lang w:val="pt-PT"/>
+        </w:rPr>
+        <w:t xml:space="preserve"> đề cương </w:t>
+      </w:r>
+      <w:r>
+        <w:rPr>
+          <w:sz w:val="28"/>
+          <w:szCs w:val="28"/>
+          <w:lang w:val="pt-PT"/>
+        </w:rPr>
+        <w:t>đề</w:t>
+      </w:r>
+      <w:r>
+        <w:rPr>
+          <w:sz w:val="28"/>
+          <w:szCs w:val="28"/>
+          <w:lang w:val="pt-PT"/>
+        </w:rPr>
+        <w:t xml:space="preserve"> </w:t>
+      </w:r>
+      <w:r>
+        <w:rPr>
+          <w:sz w:val="28"/>
+          <w:szCs w:val="28"/>
+          <w:lang w:val="pt-PT"/>
+        </w:rPr>
+        <w:t>tài</w:t>
+      </w:r>
+      <w:r>
+        <w:rPr>
+          <w:sz w:val="28"/>
+          <w:szCs w:val="28"/>
+          <w:lang w:val="pt-PT"/>
+        </w:rPr>
+        <w:t xml:space="preserve"> </w:t>
+      </w:r>
+      <w:r>
+        <w:rPr>
+          <w:sz w:val="28"/>
+          <w:szCs w:val="28"/>
+          <w:lang w:val="pt-PT"/>
+        </w:rPr>
+        <w:t>cấp</w:t>
+      </w:r>
+      <w:r>
+        <w:rPr>
+          <w:sz w:val="28"/>
+          <w:szCs w:val="28"/>
+          <w:lang w:val="pt-PT"/>
+        </w:rPr>
+        <w:t xml:space="preserve"> </w:t>
+      </w:r>
+      <w:r>
+        <w:rPr>
+          <w:sz w:val="28"/>
+          <w:szCs w:val="28"/>
+          <w:lang w:val="pt-PT"/>
+        </w:rPr>
+        <w:t>cơ</w:t>
+      </w:r>
+      <w:r>
+        <w:rPr>
+          <w:sz w:val="28"/>
+          <w:szCs w:val="28"/>
+          <w:lang w:val="pt-PT"/>
+        </w:rPr>
+        <w:t xml:space="preserve"> </w:t>
+      </w:r>
+      <w:r>
+        <w:rPr>
+          <w:sz w:val="28"/>
+          <w:szCs w:val="28"/>
+          <w:lang w:val="pt-PT"/>
+        </w:rPr>
+        <w:t>sở</w:t>
+      </w:r>
+      <w:r>
+        <w:rPr>
+          <w:sz w:val="28"/>
+          <w:szCs w:val="28"/>
+          <w:lang w:val="pt-PT"/>
+        </w:rPr>
+        <w:t xml:space="preserve"> </w:t>
+      </w:r>
+      <w:r>
+        <w:rPr>
+          <w:sz w:val="28"/>
+          <w:szCs w:val="28"/>
+          <w:lang w:val="pt-PT"/>
+        </w:rPr>
+        <w:t>đư</w:t>
+      </w:r>
+      <w:r>
+        <w:rPr>
+          <w:sz w:val="28"/>
+          <w:szCs w:val="28"/>
+          <w:lang w:val="pt-PT"/>
+        </w:rPr>
+        <w:softHyphen/>
+      </w:r>
+      <w:r>
+        <w:rPr>
+          <w:sz w:val="28"/>
+          <w:szCs w:val="28"/>
+          <w:lang w:val="pt-PT"/>
+        </w:rPr>
+        <w:t>ợc</w:t>
+      </w:r>
+      <w:r>
+        <w:rPr>
+          <w:sz w:val="28"/>
+          <w:szCs w:val="28"/>
+          <w:lang w:val="pt-PT"/>
+        </w:rPr>
+        <w:t xml:space="preserve"> </w:t>
+      </w:r>
+      <w:r>
+        <w:rPr>
+          <w:sz w:val="28"/>
+          <w:szCs w:val="28"/>
+          <w:lang w:val="pt-PT"/>
+        </w:rPr>
+        <w:t>thành</w:t>
+      </w:r>
+      <w:r>
+        <w:rPr>
+          <w:sz w:val="28"/>
+          <w:szCs w:val="28"/>
+          <w:lang w:val="pt-PT"/>
+        </w:rPr>
+        <w:t xml:space="preserve"> </w:t>
+      </w:r>
+      <w:r>
+        <w:rPr>
+          <w:sz w:val="28"/>
+          <w:szCs w:val="28"/>
+          <w:lang w:val="pt-PT"/>
+        </w:rPr>
+        <w:t>lập</w:t>
+      </w:r>
+      <w:r>
+        <w:rPr>
+          <w:sz w:val="28"/>
+          <w:szCs w:val="28"/>
+          <w:lang w:val="pt-PT"/>
+        </w:rPr>
+        <w:t xml:space="preserve"> </w:t>
+      </w:r>
+      <w:r>
+        <w:rPr>
+          <w:sz w:val="28"/>
+          <w:szCs w:val="28"/>
+          <w:lang w:val="pt-PT"/>
+        </w:rPr>
+        <w:t>theo</w:t>
+      </w:r>
+      <w:r>
+        <w:rPr>
+          <w:sz w:val="28"/>
+          <w:szCs w:val="28"/>
+          <w:lang w:val="pt-PT"/>
+        </w:rPr>
+        <w:t xml:space="preserve"> </w:t>
+      </w:r>
+      <w:r>
+        <w:rPr>
+          <w:sz w:val="28"/>
+          <w:szCs w:val="28"/>
+          <w:lang w:val="pt-PT"/>
+        </w:rPr>
+        <w:t>quyết</w:t>
+      </w:r>
+      <w:r>
+        <w:rPr>
+          <w:sz w:val="28"/>
+          <w:szCs w:val="28"/>
+          <w:lang w:val="pt-PT"/>
+        </w:rPr>
+        <w:t xml:space="preserve"> </w:t>
+      </w:r>
+      <w:r>
+        <w:rPr>
+          <w:sz w:val="28"/>
+          <w:szCs w:val="28"/>
+          <w:lang w:val="pt-PT"/>
+        </w:rPr>
+        <w:t>định</w:t>
+      </w:r>
+      <w:r>
+        <w:rPr>
+          <w:sz w:val="28"/>
+          <w:szCs w:val="28"/>
+          <w:lang w:val="pt-PT"/>
+        </w:rPr>
+        <w:t xml:space="preserve"> </w:t>
+      </w:r>
+      <w:r>
+        <w:rPr>
+          <w:sz w:val="28"/>
+          <w:szCs w:val="28"/>
+          <w:lang w:val="pt-PT"/>
+        </w:rPr>
+        <w:t>số</w:t>
+      </w:r>
+      <w:r>
+        <w:rPr>
+          <w:sz w:val="28"/>
+          <w:szCs w:val="28"/>
+          <w:lang w:val="pt-PT"/>
+        </w:rPr>
+        <w:t xml:space="preserve"> </w:t>
       </w:r>
       <w:r>
         <w:rPr>
@@ -697,69 +731,79 @@
           <w:szCs w:val="28"/>
           <w:lang w:val="vi-VN"/>
         </w:rPr>
-      </w:r>
-      <w:r>
-        <w:rPr>
-          <w:sz w:val="28"/>
-          <w:szCs w:val="28"/>
-          <w:lang w:val="pt-PT"/>
-        </w:rPr>
-      </w:r>
-      <w:r>
-        <w:rPr>
-          <w:sz w:val="28"/>
-          <w:szCs w:val="28"/>
-          <w:lang w:val="pt-PT"/>
-        </w:rPr>
-      </w:r>
-      <w:r>
-        <w:rPr>
-          <w:sz w:val="28"/>
-          <w:szCs w:val="28"/>
-          <w:lang w:val="pt-PT"/>
-        </w:rPr>
-      </w:r>
-      <w:r>
-        <w:rPr>
-          <w:sz w:val="28"/>
-          <w:szCs w:val="28"/>
-          <w:lang w:val="pt-PT"/>
-        </w:rPr>
-      </w:r>
-      <w:r>
-        <w:rPr>
-          <w:sz w:val="28"/>
-          <w:szCs w:val="28"/>
-          <w:lang w:val="pt-PT"/>
-        </w:rPr>
-      </w:r>
-      <w:r>
-        <w:rPr>
-          <w:sz w:val="28"/>
-          <w:szCs w:val="28"/>
-          <w:lang w:val="pt-PT"/>
-        </w:rPr>
-      </w:r>
-      <w:r>
-        <w:rPr>
-          <w:sz w:val="28"/>
-          <w:szCs w:val="28"/>
-          <w:lang w:val="pt-PT"/>
-        </w:rPr>
-      </w:r>
-      <w:r>
-        <w:rPr>
-          <w:sz w:val="28"/>
-          <w:szCs w:val="28"/>
-          <w:lang w:val="pt-PT"/>
-        </w:rPr>
-      </w:r>
-      <w:r>
-        <w:rPr>
-          <w:sz w:val="28"/>
-          <w:szCs w:val="28"/>
-          <w:lang w:val="pt-PT"/>
-        </w:rPr>
+        <w:t xml:space="preserve">     </w:t>
+      </w:r>
+      <w:r>
+        <w:rPr>
+          <w:sz w:val="28"/>
+          <w:szCs w:val="28"/>
+          <w:lang w:val="pt-PT"/>
+        </w:rPr>
+        <w:t>/</w:t>
+      </w:r>
+      <w:r>
+        <w:rPr>
+          <w:sz w:val="28"/>
+          <w:szCs w:val="28"/>
+          <w:lang w:val="pt-PT"/>
+        </w:rPr>
+        <w:t>QĐ</w:t>
+      </w:r>
+      <w:r>
+        <w:rPr>
+          <w:sz w:val="28"/>
+          <w:szCs w:val="28"/>
+          <w:lang w:val="pt-PT"/>
+        </w:rPr>
+        <w:t>-</w:t>
+      </w:r>
+      <w:r>
+        <w:rPr>
+          <w:sz w:val="28"/>
+          <w:szCs w:val="28"/>
+          <w:lang w:val="pt-PT"/>
+        </w:rPr>
+        <w:t>YHUD</w:t>
+      </w:r>
+      <w:r>
+        <w:rPr>
+          <w:sz w:val="28"/>
+          <w:szCs w:val="28"/>
+          <w:lang w:val="pt-PT"/>
+        </w:rPr>
+        <w:t>/</w:t>
+      </w:r>
+      <w:r>
+        <w:rPr>
+          <w:sz w:val="28"/>
+          <w:szCs w:val="28"/>
+          <w:lang w:val="pt-PT"/>
+        </w:rPr>
+        <w:t>{{NAM}}</w:t>
+      </w:r>
+      <w:r>
+        <w:rPr>
+          <w:sz w:val="28"/>
+          <w:szCs w:val="28"/>
+          <w:lang w:val="pt-PT"/>
+        </w:rPr>
+        <w:t xml:space="preserve">, </w:t>
+      </w:r>
+      <w:r>
+        <w:rPr>
+          <w:sz w:val="28"/>
+          <w:szCs w:val="28"/>
+          <w:lang w:val="pt-PT"/>
+        </w:rPr>
+        <w:t>ngày</w:t>
+      </w:r>
+      <w:r>
+        <w:rPr>
+          <w:sz w:val="28"/>
+          <w:szCs w:val="28"/>
+          <w:lang w:val="pt-PT"/>
+        </w:rPr>
+        <w:t xml:space="preserve"> </w:t>
       </w:r>
       <w:r>
         <w:rPr>
@@ -767,6 +811,7 @@
           <w:szCs w:val="28"/>
           <w:lang w:val="vi-VN"/>
         </w:rPr>
+        <w:t xml:space="preserve">    </w:t>
       </w:r>
       <w:r>
         <w:rPr>
@@ -774,20 +819,23 @@
           <w:szCs w:val="28"/>
           <w:lang w:val="vi-VN"/>
         </w:rPr>
-      </w:r>
-      <w:r>
-        <w:rPr>
-          <w:sz w:val="28"/>
-          <w:szCs w:val="28"/>
-          <w:lang w:val="pt-PT"/>
-        </w:rPr>
-      </w:r>
-      <w:r>
-        <w:rPr>
-          <w:sz w:val="28"/>
-          <w:szCs w:val="28"/>
-          <w:lang w:val="pt-PT"/>
-        </w:rPr>
+        <w:t xml:space="preserve"> </w:t>
+      </w:r>
+      <w:r>
+        <w:rPr>
+          <w:sz w:val="28"/>
+          <w:szCs w:val="28"/>
+          <w:lang w:val="pt-PT"/>
+        </w:rPr>
+        <w:t>tháng</w:t>
+      </w:r>
+      <w:r>
+        <w:rPr>
+          <w:sz w:val="28"/>
+          <w:szCs w:val="28"/>
+          <w:lang w:val="pt-PT"/>
+        </w:rPr>
+        <w:t xml:space="preserve"> </w:t>
       </w:r>
       <w:r>
         <w:rPr>
@@ -795,6 +843,7 @@
           <w:szCs w:val="28"/>
           <w:lang w:val="vi-VN"/>
         </w:rPr>
+        <w:t xml:space="preserve">    </w:t>
       </w:r>
       <w:r>
         <w:rPr>
@@ -802,83 +851,95 @@
           <w:szCs w:val="28"/>
           <w:lang w:val="vi-VN"/>
         </w:rPr>
-      </w:r>
-      <w:r>
-        <w:rPr>
-          <w:sz w:val="28"/>
-          <w:szCs w:val="28"/>
-          <w:lang w:val="pt-PT"/>
-        </w:rPr>
-      </w:r>
-      <w:r>
-        <w:rPr>
-          <w:sz w:val="28"/>
-          <w:szCs w:val="28"/>
-          <w:lang w:val="pt-PT"/>
-        </w:rPr>
-      </w:r>
-      <w:r>
-        <w:rPr>
-          <w:sz w:val="28"/>
-          <w:szCs w:val="28"/>
-          <w:lang w:val="pt-PT"/>
-        </w:rPr>
-      </w:r>
-      <w:r>
-        <w:rPr>
-          <w:sz w:val="28"/>
-          <w:szCs w:val="28"/>
-          <w:lang w:val="pt-PT"/>
-        </w:rPr>
-      </w:r>
-      <w:r>
-        <w:rPr>
-          <w:sz w:val="28"/>
-          <w:szCs w:val="28"/>
-          <w:lang w:val="pt-PT"/>
-        </w:rPr>
-      </w:r>
-      <w:r>
-        <w:rPr>
-          <w:sz w:val="28"/>
-          <w:szCs w:val="28"/>
-          <w:lang w:val="pt-PT"/>
-        </w:rPr>
-      </w:r>
-      <w:r>
-        <w:rPr>
-          <w:sz w:val="28"/>
-          <w:szCs w:val="28"/>
-          <w:lang w:val="pt-PT"/>
-        </w:rPr>
-      </w:r>
-      <w:r>
-        <w:rPr>
-          <w:sz w:val="28"/>
-          <w:szCs w:val="28"/>
-          <w:lang w:val="pt-PT"/>
-        </w:rPr>
-      </w:r>
-      <w:r>
-        <w:rPr>
-          <w:sz w:val="28"/>
-          <w:szCs w:val="28"/>
-          <w:lang w:val="pt-PT"/>
-        </w:rPr>
-      </w:r>
-      <w:r>
-        <w:rPr>
-          <w:sz w:val="28"/>
-          <w:szCs w:val="28"/>
-          <w:lang w:val="pt-PT"/>
-        </w:rPr>
-      </w:r>
-      <w:r>
-        <w:rPr>
-          <w:sz w:val="28"/>
-          <w:szCs w:val="28"/>
-          <w:lang w:val="pt-PT"/>
-        </w:rPr>
+        <w:t xml:space="preserve"> </w:t>
+      </w:r>
+      <w:r>
+        <w:rPr>
+          <w:sz w:val="28"/>
+          <w:szCs w:val="28"/>
+          <w:lang w:val="pt-PT"/>
+        </w:rPr>
+        <w:t>năm</w:t>
+      </w:r>
+      <w:r>
+        <w:rPr>
+          <w:sz w:val="28"/>
+          <w:szCs w:val="28"/>
+          <w:lang w:val="pt-PT"/>
+        </w:rPr>
+        <w:t xml:space="preserve"> </w:t>
+      </w:r>
+      <w:r>
+        <w:rPr>
+          <w:sz w:val="28"/>
+          <w:szCs w:val="28"/>
+          <w:lang w:val="pt-PT"/>
+        </w:rPr>
+        <w:t>{{NAM}}</w:t>
+      </w:r>
+      <w:r>
+        <w:rPr>
+          <w:sz w:val="28"/>
+          <w:szCs w:val="28"/>
+          <w:lang w:val="pt-PT"/>
+        </w:rPr>
+        <w:t xml:space="preserve"> </w:t>
+      </w:r>
+      <w:r>
+        <w:rPr>
+          <w:sz w:val="28"/>
+          <w:szCs w:val="28"/>
+          <w:lang w:val="pt-PT"/>
+        </w:rPr>
+        <w:t>của</w:t>
+      </w:r>
+      <w:r>
+        <w:rPr>
+          <w:sz w:val="28"/>
+          <w:szCs w:val="28"/>
+          <w:lang w:val="pt-PT"/>
+        </w:rPr>
+        <w:t xml:space="preserve"> </w:t>
+      </w:r>
+      <w:r>
+        <w:rPr>
+          <w:sz w:val="28"/>
+          <w:szCs w:val="28"/>
+          <w:lang w:val="pt-PT"/>
+        </w:rPr>
+        <w:t>Viện</w:t>
+      </w:r>
+      <w:r>
+        <w:rPr>
+          <w:sz w:val="28"/>
+          <w:szCs w:val="28"/>
+          <w:lang w:val="pt-PT"/>
+        </w:rPr>
+        <w:t xml:space="preserve"> </w:t>
+      </w:r>
+      <w:r>
+        <w:rPr>
+          <w:sz w:val="28"/>
+          <w:szCs w:val="28"/>
+          <w:lang w:val="pt-PT"/>
+        </w:rPr>
+        <w:t>trưởng</w:t>
+      </w:r>
+      <w:r>
+        <w:rPr>
+          <w:sz w:val="28"/>
+          <w:szCs w:val="28"/>
+          <w:lang w:val="pt-PT"/>
+        </w:rPr>
+        <w:t xml:space="preserve"> Viện Y học ứng dụng Việt Nam</w:t>
+      </w:r>
+      <w:r>
+        <w:rPr>
+          <w:sz w:val="28"/>
+          <w:szCs w:val="28"/>
+          <w:lang w:val="pt-PT"/>
+        </w:rPr>
+        <w:t>.</w:t>
       </w:r>
     </w:p>
     <w:p>
@@ -904,7 +965,7 @@
           <w:szCs w:val="28"/>
           <w:lang w:val="vi-VN"/>
         </w:rPr>
-        <w:t>II. Tên đề tài: {{TEN_DE_TAI}}.</w:t>
+        <w:t>II.</w:t>
       </w:r>
       <w:r>
         <w:rPr>
@@ -912,6 +973,7 @@
           <w:szCs w:val="28"/>
           <w:lang w:val="vi-VN"/>
         </w:rPr>
+        <w:t xml:space="preserve"> </w:t>
       </w:r>
       <w:r>
         <w:rPr>
@@ -920,6 +982,7 @@
           <w:szCs w:val="28"/>
           <w:lang w:val="vi-VN"/>
         </w:rPr>
+        <w:t>Tên đề tài</w:t>
       </w:r>
       <w:r>
         <w:rPr>
@@ -927,6 +990,7 @@
           <w:szCs w:val="28"/>
           <w:lang w:val="vi-VN"/>
         </w:rPr>
+        <w:t xml:space="preserve">: </w:t>
       </w:r>
       <w:r>
         <w:rPr>
@@ -934,6 +998,7 @@
           <w:szCs w:val="28"/>
           <w:lang w:val="vi-VN"/>
         </w:rPr>
+        <w:t>{{TEN_DE_TAI}}</w:t>
       </w:r>
       <w:r>
         <w:rPr>
@@ -941,6 +1006,7 @@
           <w:szCs w:val="28"/>
           <w:lang w:val="vi-VN"/>
         </w:rPr>
+        <w:t>.</w:t>
       </w:r>
     </w:p>
     <w:p>
@@ -966,35 +1032,6 @@
         </w:rPr>
         <w:t>Chủ nhiệm đề tài: {{CHU_NHIEM_HO_TEN}}</w:t>
       </w:r>
-      <w:r>
-        <w:rPr>
-          <w:b/>
-          <w:sz w:val="28"/>
-          <w:szCs w:val="28"/>
-          <w:lang w:val="vi-VN"/>
-        </w:rPr>
-      </w:r>
-      <w:r>
-        <w:rPr>
-          <w:sz w:val="28"/>
-          <w:szCs w:val="28"/>
-          <w:lang w:val="fr-FR"/>
-        </w:rPr>
-      </w:r>
-      <w:r>
-        <w:rPr>
-          <w:sz w:val="28"/>
-          <w:szCs w:val="28"/>
-          <w:lang w:val="vi-VN"/>
-        </w:rPr>
-      </w:r>
-      <w:r>
-        <w:rPr>
-          <w:sz w:val="28"/>
-          <w:szCs w:val="28"/>
-          <w:lang w:val="fr-FR"/>
-        </w:rPr>
-      </w:r>
     </w:p>
     <w:p>
       <w:pPr>
@@ -1020,13 +1057,6 @@
         </w:rPr>
         <w:t>Đơn vị thực hiện: {{DON_VI_CHU_TRI}}</w:t>
       </w:r>
-      <w:r>
-        <w:rPr>
-          <w:sz w:val="28"/>
-          <w:szCs w:val="28"/>
-          <w:lang w:val="vi-VN"/>
-        </w:rPr>
-      </w:r>
     </w:p>
     <w:p>
       <w:pPr>
@@ -1045,116 +1075,130 @@
           <w:szCs w:val="28"/>
           <w:lang w:val="vi-VN"/>
         </w:rPr>
-        <w:t>III. Ngày họp hội đồng: ngày      tháng      năm {{NAM}}</w:t>
-      </w:r>
-      <w:r>
-        <w:rPr>
-          <w:b/>
-          <w:sz w:val="28"/>
-          <w:szCs w:val="28"/>
-          <w:lang w:val="pt-PT"/>
-        </w:rPr>
-      </w:r>
-      <w:r>
-        <w:rPr>
-          <w:b/>
-          <w:sz w:val="28"/>
-          <w:szCs w:val="28"/>
-          <w:lang w:val="pt-PT"/>
-        </w:rPr>
-      </w:r>
-      <w:r>
-        <w:rPr>
-          <w:b/>
-          <w:sz w:val="28"/>
-          <w:szCs w:val="28"/>
-          <w:lang w:val="pt-PT"/>
-        </w:rPr>
-      </w:r>
-      <w:r>
-        <w:rPr>
-          <w:b/>
-          <w:sz w:val="28"/>
-          <w:szCs w:val="28"/>
-          <w:lang w:val="pt-PT"/>
-        </w:rPr>
-      </w:r>
-      <w:r>
-        <w:rPr>
-          <w:b/>
-          <w:sz w:val="28"/>
-          <w:szCs w:val="28"/>
-          <w:lang w:val="pt-PT"/>
-        </w:rPr>
-      </w:r>
-      <w:r>
-        <w:rPr>
-          <w:b/>
-          <w:sz w:val="28"/>
-          <w:szCs w:val="28"/>
-          <w:lang w:val="pt-PT"/>
-        </w:rPr>
-      </w:r>
-      <w:r>
-        <w:rPr>
-          <w:b/>
-          <w:sz w:val="28"/>
-          <w:szCs w:val="28"/>
-          <w:lang w:val="pt-PT"/>
-        </w:rPr>
-      </w:r>
-      <w:r>
-        <w:rPr>
-          <w:b/>
-          <w:sz w:val="28"/>
-          <w:szCs w:val="28"/>
-          <w:lang w:val="pt-PT"/>
-        </w:rPr>
-      </w:r>
-      <w:r>
-        <w:rPr>
-          <w:b/>
-          <w:sz w:val="28"/>
-          <w:szCs w:val="28"/>
-          <w:lang w:val="pt-PT"/>
-        </w:rPr>
-      </w:r>
-      <w:r>
-        <w:rPr>
-          <w:b/>
-          <w:sz w:val="28"/>
-          <w:szCs w:val="28"/>
-          <w:lang w:val="pt-PT"/>
-        </w:rPr>
-      </w:r>
-      <w:r>
-        <w:rPr>
-          <w:b/>
-          <w:sz w:val="28"/>
-          <w:szCs w:val="28"/>
-          <w:lang w:val="pt-PT"/>
-        </w:rPr>
-      </w:r>
-      <w:r>
-        <w:rPr>
-          <w:sz w:val="28"/>
-          <w:szCs w:val="28"/>
-          <w:lang w:val="pt-PT"/>
-        </w:rPr>
-      </w:r>
-      <w:r>
-        <w:rPr>
-          <w:sz w:val="28"/>
-          <w:szCs w:val="28"/>
-          <w:lang w:val="pt-PT"/>
-        </w:rPr>
-      </w:r>
-      <w:r>
-        <w:rPr>
-          <w:sz w:val="28"/>
-          <w:szCs w:val="28"/>
-          <w:lang w:val="pt-PT"/>
-        </w:rPr>
+        <w:t>I</w:t>
+      </w:r>
+      <w:r>
+        <w:rPr>
+          <w:b/>
+          <w:sz w:val="28"/>
+          <w:szCs w:val="28"/>
+          <w:lang w:val="pt-PT"/>
+        </w:rPr>
+        <w:t>II</w:t>
+      </w:r>
+      <w:r>
+        <w:rPr>
+          <w:b/>
+          <w:sz w:val="28"/>
+          <w:szCs w:val="28"/>
+          <w:lang w:val="pt-PT"/>
+        </w:rPr>
+        <w:t xml:space="preserve">. </w:t>
+      </w:r>
+      <w:r>
+        <w:rPr>
+          <w:b/>
+          <w:sz w:val="28"/>
+          <w:szCs w:val="28"/>
+          <w:lang w:val="pt-PT"/>
+        </w:rPr>
+        <w:t>Ngày</w:t>
+      </w:r>
+      <w:r>
+        <w:rPr>
+          <w:b/>
+          <w:sz w:val="28"/>
+          <w:szCs w:val="28"/>
+          <w:lang w:val="pt-PT"/>
+        </w:rPr>
+        <w:t xml:space="preserve"> </w:t>
+      </w:r>
+      <w:r>
+        <w:rPr>
+          <w:b/>
+          <w:sz w:val="28"/>
+          <w:szCs w:val="28"/>
+          <w:lang w:val="pt-PT"/>
+        </w:rPr>
+        <w:t>họp</w:t>
+      </w:r>
+      <w:r>
+        <w:rPr>
+          <w:b/>
+          <w:sz w:val="28"/>
+          <w:szCs w:val="28"/>
+          <w:lang w:val="pt-PT"/>
+        </w:rPr>
+        <w:t xml:space="preserve"> </w:t>
+      </w:r>
+      <w:r>
+        <w:rPr>
+          <w:b/>
+          <w:sz w:val="28"/>
+          <w:szCs w:val="28"/>
+          <w:lang w:val="pt-PT"/>
+        </w:rPr>
+        <w:t>h</w:t>
+      </w:r>
+      <w:r>
+        <w:rPr>
+          <w:b/>
+          <w:sz w:val="28"/>
+          <w:szCs w:val="28"/>
+          <w:lang w:val="pt-PT"/>
+        </w:rPr>
+        <w:t>ội</w:t>
+      </w:r>
+      <w:r>
+        <w:rPr>
+          <w:b/>
+          <w:sz w:val="28"/>
+          <w:szCs w:val="28"/>
+          <w:lang w:val="pt-PT"/>
+        </w:rPr>
+        <w:t xml:space="preserve"> </w:t>
+      </w:r>
+      <w:r>
+        <w:rPr>
+          <w:b/>
+          <w:sz w:val="28"/>
+          <w:szCs w:val="28"/>
+          <w:lang w:val="pt-PT"/>
+        </w:rPr>
+        <w:t>đồng</w:t>
+      </w:r>
+      <w:r>
+        <w:rPr>
+          <w:b/>
+          <w:sz w:val="28"/>
+          <w:szCs w:val="28"/>
+          <w:lang w:val="pt-PT"/>
+        </w:rPr>
+        <w:t>:</w:t>
+      </w:r>
+      <w:r>
+        <w:rPr>
+          <w:sz w:val="28"/>
+          <w:szCs w:val="28"/>
+          <w:lang w:val="pt-PT"/>
+        </w:rPr>
+        <w:t xml:space="preserve"> </w:t>
+      </w:r>
+      <w:r>
+        <w:rPr>
+          <w:sz w:val="28"/>
+          <w:szCs w:val="28"/>
+          <w:lang w:val="pt-PT"/>
+        </w:rPr>
+        <w:t>ngày</w:t>
+      </w:r>
+      <w:r>
+        <w:rPr>
+          <w:sz w:val="28"/>
+          <w:szCs w:val="28"/>
+          <w:lang w:val="pt-PT"/>
+        </w:rPr>
+        <w:t xml:space="preserve"> </w:t>
       </w:r>
       <w:r>
         <w:rPr>
@@ -1162,6 +1206,7 @@
           <w:szCs w:val="28"/>
           <w:lang w:val="vi-VN"/>
         </w:rPr>
+        <w:t xml:space="preserve">    </w:t>
       </w:r>
       <w:r>
         <w:rPr>
@@ -1169,20 +1214,23 @@
           <w:szCs w:val="28"/>
           <w:lang w:val="vi-VN"/>
         </w:rPr>
-      </w:r>
-      <w:r>
-        <w:rPr>
-          <w:sz w:val="28"/>
-          <w:szCs w:val="28"/>
-          <w:lang w:val="pt-PT"/>
-        </w:rPr>
-      </w:r>
-      <w:r>
-        <w:rPr>
-          <w:sz w:val="28"/>
-          <w:szCs w:val="28"/>
-          <w:lang w:val="pt-PT"/>
-        </w:rPr>
+        <w:t xml:space="preserve"> </w:t>
+      </w:r>
+      <w:r>
+        <w:rPr>
+          <w:sz w:val="28"/>
+          <w:szCs w:val="28"/>
+          <w:lang w:val="pt-PT"/>
+        </w:rPr>
+        <w:t>tháng</w:t>
+      </w:r>
+      <w:r>
+        <w:rPr>
+          <w:sz w:val="28"/>
+          <w:szCs w:val="28"/>
+          <w:lang w:val="pt-PT"/>
+        </w:rPr>
+        <w:t xml:space="preserve"> </w:t>
       </w:r>
       <w:r>
         <w:rPr>
@@ -1190,6 +1238,7 @@
           <w:szCs w:val="28"/>
           <w:lang w:val="vi-VN"/>
         </w:rPr>
+        <w:t xml:space="preserve">    </w:t>
       </w:r>
       <w:r>
         <w:rPr>
@@ -1197,27 +1246,31 @@
           <w:szCs w:val="28"/>
           <w:lang w:val="vi-VN"/>
         </w:rPr>
-      </w:r>
-      <w:r>
-        <w:rPr>
-          <w:sz w:val="28"/>
-          <w:szCs w:val="28"/>
-          <w:lang w:val="pt-PT"/>
-        </w:rPr>
-      </w:r>
-      <w:r>
-        <w:rPr>
-          <w:sz w:val="28"/>
-          <w:szCs w:val="28"/>
-          <w:lang w:val="pt-PT"/>
-        </w:rPr>
-      </w:r>
-      <w:r>
-        <w:rPr>
-          <w:sz w:val="28"/>
-          <w:szCs w:val="28"/>
-          <w:lang w:val="pt-PT"/>
-        </w:rPr>
+        <w:t xml:space="preserve"> </w:t>
+      </w:r>
+      <w:r>
+        <w:rPr>
+          <w:sz w:val="28"/>
+          <w:szCs w:val="28"/>
+          <w:lang w:val="pt-PT"/>
+        </w:rPr>
+        <w:t>năm</w:t>
+      </w:r>
+      <w:r>
+        <w:rPr>
+          <w:sz w:val="28"/>
+          <w:szCs w:val="28"/>
+          <w:lang w:val="pt-PT"/>
+        </w:rPr>
+        <w:t xml:space="preserve"> </w:t>
+      </w:r>
+      <w:r>
+        <w:rPr>
+          <w:sz w:val="28"/>
+          <w:szCs w:val="28"/>
+          <w:lang w:val="pt-PT"/>
+        </w:rPr>
+        <w:t>{{NAM}}</w:t>
       </w:r>
     </w:p>
     <w:p>
@@ -2341,7 +2394,7 @@
 </file>
 
 <file path=word/endnotes.xml><?xml version="1.0" encoding="utf-8"?>
-<w:endnotes xmlns:wpc="http://schemas.microsoft.com/office/word/2010/wordprocessingCanvas" xmlns:cx="http://schemas.microsoft.com/office/drawing/2014/chartex" xmlns:cx1="http://schemas.microsoft.com/office/drawing/2015/9/8/chartex" xmlns:cx2="http://schemas.microsoft.com/office/drawing/2015/10/21/chartex" xmlns:cx3="http://schemas.microsoft.com/office/drawing/2016/5/9/chartex" xmlns:cx4="http://schemas.microsoft.com/office/drawing/2016/5/10/chartex" xmlns:cx5="http://schemas.microsoft.com/office/drawing/2016/5/11/chartex" xmlns:cx6="http://schemas.microsoft.com/office/drawing/2016/5/12/chartex" xmlns:cx7="http://schemas.microsoft.com/office/drawing/2016/5/13/chartex" xmlns:cx8="http://schemas.microsoft.com/office/drawing/2016/5/14/chartex" xmlns:mc="http://schemas.openxmlformats.org/markup-compatibility/2006" xmlns:aink="http://schemas.microsoft.com/office/drawing/2016/ink" xmlns:am3d="http://schemas.microsoft.com/office/drawing/2017/model3d" xmlns:o="urn:schemas-microsoft-com:office:office" xmlns:oel="http://schemas.microsoft.com/office/2019/extlst" xmlns:r="http://schemas.openxmlformats.org/officeDocument/2006/relationships" xmlns:m="http://schemas.openxmlformats.org/officeDocument/2006/math" xmlns:v="urn:schemas-microsoft-com:vml" xmlns:wp14="http://schemas.microsoft.com/office/word/2010/wordprocessingDrawing" xmlns:wp="http://schemas.openxmlformats.org/drawingml/2006/wordprocessingDrawing" xmlns:w10="urn:schemas-microsoft-com:office:word" xmlns:w="http://schemas.openxmlformats.org/wordprocessingml/2006/main" xmlns:w14="http://schemas.microsoft.com/office/word/2010/wordml" xmlns:w15="http://schemas.microsoft.com/office/word/2012/wordml" xmlns:w16cex="http://schemas.microsoft.com/office/word/2018/wordml/cex" xmlns:w16cid="http://schemas.microsoft.com/office/word/2016/wordml/cid" xmlns:w16="http://schemas.microsoft.com/office/word/2018/wordml" xmlns:w16du="http://schemas.microsoft.com/office/word/2023/wordml/word16du" xmlns:w16sdtdh="http://schemas.microsoft.com/office/word/2020/wordml/sdtdatahash" xmlns:w16se="http://schemas.microsoft.com/office/word/2015/wordml/symex" xmlns:wpg="http://schemas.microsoft.com/office/word/2010/wordprocessingGroup" xmlns:wpi="http://schemas.microsoft.com/office/word/2010/wordprocessingInk" xmlns:wne="http://schemas.microsoft.com/office/word/2006/wordml" xmlns:wps="http://schemas.microsoft.com/office/word/2010/wordprocessingShape" mc:Ignorable="w14 w15 w16se w16cid w16 w16cex w16sdtdh w16du wp14">
+<w:endnotes xmlns:wpc="http://schemas.microsoft.com/office/word/2010/wordprocessingCanvas" xmlns:cx="http://schemas.microsoft.com/office/drawing/2014/chartex" xmlns:cx1="http://schemas.microsoft.com/office/drawing/2015/9/8/chartex" xmlns:cx2="http://schemas.microsoft.com/office/drawing/2015/10/21/chartex" xmlns:cx3="http://schemas.microsoft.com/office/drawing/2016/5/9/chartex" xmlns:cx4="http://schemas.microsoft.com/office/drawing/2016/5/10/chartex" xmlns:cx5="http://schemas.microsoft.com/office/drawing/2016/5/11/chartex" xmlns:cx6="http://schemas.microsoft.com/office/drawing/2016/5/12/chartex" xmlns:cx7="http://schemas.microsoft.com/office/drawing/2016/5/13/chartex" xmlns:cx8="http://schemas.microsoft.com/office/drawing/2016/5/14/chartex" xmlns:mc="http://schemas.openxmlformats.org/markup-compatibility/2006" xmlns:aink="http://schemas.microsoft.com/office/drawing/2016/ink" xmlns:am3d="http://schemas.microsoft.com/office/drawing/2017/model3d" xmlns:o="urn:schemas-microsoft-com:office:office" xmlns:oel="http://schemas.microsoft.com/office/2019/extlst" xmlns:r="http://schemas.openxmlformats.org/officeDocument/2006/relationships" xmlns:m="http://schemas.openxmlformats.org/officeDocument/2006/math" xmlns:v="urn:schemas-microsoft-com:vml" xmlns:wp14="http://schemas.microsoft.com/office/word/2010/wordprocessingDrawing" xmlns:wp="http://schemas.openxmlformats.org/drawingml/2006/wordprocessingDrawing" xmlns:w10="urn:schemas-microsoft-com:office:word" xmlns:w="http://schemas.openxmlformats.org/wordprocessingml/2006/main" xmlns:w14="http://schemas.microsoft.com/office/word/2010/wordml" xmlns:w15="http://schemas.microsoft.com/office/word/2012/wordml" xmlns:w16cex="http://schemas.microsoft.com/office/word/2018/wordml/cex" xmlns:w16cid="http://schemas.microsoft.com/office/word/2016/wordml/cid" xmlns:w16="http://schemas.microsoft.com/office/word/2018/wordml" xmlns:w16du="http://schemas.microsoft.com/office/word/2023/wordml/word16du" xmlns:w16sdtdh="http://schemas.microsoft.com/office/word/2020/wordml/sdtdatahash" xmlns:w16sdtfl="http://schemas.microsoft.com/office/word/2024/wordml/sdtformatlock" xmlns:w16se="http://schemas.microsoft.com/office/word/2015/wordml/symex" xmlns:wpg="http://schemas.microsoft.com/office/word/2010/wordprocessingGroup" xmlns:wpi="http://schemas.microsoft.com/office/word/2010/wordprocessingInk" xmlns:wne="http://schemas.microsoft.com/office/word/2006/wordml" xmlns:wps="http://schemas.microsoft.com/office/word/2010/wordprocessingShape" mc:Ignorable="w14 w15 w16se w16cid w16 w16cex w16sdtdh w16sdtfl w16du wp14">
   <w:endnote w:type="separator" w:id="-1">
     <w:p>
       <w:r>
@@ -2363,7 +2416,7 @@
 </file>
 
 <file path=word/footer1.xml><?xml version="1.0" encoding="utf-8"?>
-<w:ftr xmlns:wpc="http://schemas.microsoft.com/office/word/2010/wordprocessingCanvas" xmlns:cx="http://schemas.microsoft.com/office/drawing/2014/chartex" xmlns:cx1="http://schemas.microsoft.com/office/drawing/2015/9/8/chartex" xmlns:cx2="http://schemas.microsoft.com/office/drawing/2015/10/21/chartex" xmlns:cx3="http://schemas.microsoft.com/office/drawing/2016/5/9/chartex" xmlns:cx4="http://schemas.microsoft.com/office/drawing/2016/5/10/chartex" xmlns:cx5="http://schemas.microsoft.com/office/drawing/2016/5/11/chartex" xmlns:cx6="http://schemas.microsoft.com/office/drawing/2016/5/12/chartex" xmlns:cx7="http://schemas.microsoft.com/office/drawing/2016/5/13/chartex" xmlns:cx8="http://schemas.microsoft.com/office/drawing/2016/5/14/chartex" xmlns:mc="http://schemas.openxmlformats.org/markup-compatibility/2006" xmlns:aink="http://schemas.microsoft.com/office/drawing/2016/ink" xmlns:am3d="http://schemas.microsoft.com/office/drawing/2017/model3d" xmlns:o="urn:schemas-microsoft-com:office:office" xmlns:oel="http://schemas.microsoft.com/office/2019/extlst" xmlns:r="http://schemas.openxmlformats.org/officeDocument/2006/relationships" xmlns:m="http://schemas.openxmlformats.org/officeDocument/2006/math" xmlns:v="urn:schemas-microsoft-com:vml" xmlns:wp14="http://schemas.microsoft.com/office/word/2010/wordprocessingDrawing" xmlns:wp="http://schemas.openxmlformats.org/drawingml/2006/wordprocessingDrawing" xmlns:w10="urn:schemas-microsoft-com:office:word" xmlns:w="http://schemas.openxmlformats.org/wordprocessingml/2006/main" xmlns:w14="http://schemas.microsoft.com/office/word/2010/wordml" xmlns:w15="http://schemas.microsoft.com/office/word/2012/wordml" xmlns:w16cex="http://schemas.microsoft.com/office/word/2018/wordml/cex" xmlns:w16cid="http://schemas.microsoft.com/office/word/2016/wordml/cid" xmlns:w16="http://schemas.microsoft.com/office/word/2018/wordml" xmlns:w16du="http://schemas.microsoft.com/office/word/2023/wordml/word16du" xmlns:w16sdtdh="http://schemas.microsoft.com/office/word/2020/wordml/sdtdatahash" xmlns:w16se="http://schemas.microsoft.com/office/word/2015/wordml/symex" xmlns:wpg="http://schemas.microsoft.com/office/word/2010/wordprocessingGroup" xmlns:wpi="http://schemas.microsoft.com/office/word/2010/wordprocessingInk" xmlns:wne="http://schemas.microsoft.com/office/word/2006/wordml" xmlns:wps="http://schemas.microsoft.com/office/word/2010/wordprocessingShape" mc:Ignorable="w14 w15 w16se w16cid w16 w16cex w16sdtdh w16du wp14">
+<w:ftr xmlns:wpc="http://schemas.microsoft.com/office/word/2010/wordprocessingCanvas" xmlns:cx="http://schemas.microsoft.com/office/drawing/2014/chartex" xmlns:cx1="http://schemas.microsoft.com/office/drawing/2015/9/8/chartex" xmlns:cx2="http://schemas.microsoft.com/office/drawing/2015/10/21/chartex" xmlns:cx3="http://schemas.microsoft.com/office/drawing/2016/5/9/chartex" xmlns:cx4="http://schemas.microsoft.com/office/drawing/2016/5/10/chartex" xmlns:cx5="http://schemas.microsoft.com/office/drawing/2016/5/11/chartex" xmlns:cx6="http://schemas.microsoft.com/office/drawing/2016/5/12/chartex" xmlns:cx7="http://schemas.microsoft.com/office/drawing/2016/5/13/chartex" xmlns:cx8="http://schemas.microsoft.com/office/drawing/2016/5/14/chartex" xmlns:mc="http://schemas.openxmlformats.org/markup-compatibility/2006" xmlns:aink="http://schemas.microsoft.com/office/drawing/2016/ink" xmlns:am3d="http://schemas.microsoft.com/office/drawing/2017/model3d" xmlns:o="urn:schemas-microsoft-com:office:office" xmlns:oel="http://schemas.microsoft.com/office/2019/extlst" xmlns:r="http://schemas.openxmlformats.org/officeDocument/2006/relationships" xmlns:m="http://schemas.openxmlformats.org/officeDocument/2006/math" xmlns:v="urn:schemas-microsoft-com:vml" xmlns:wp14="http://schemas.microsoft.com/office/word/2010/wordprocessingDrawing" xmlns:wp="http://schemas.openxmlformats.org/drawingml/2006/wordprocessingDrawing" xmlns:w10="urn:schemas-microsoft-com:office:word" xmlns:w="http://schemas.openxmlformats.org/wordprocessingml/2006/main" xmlns:w14="http://schemas.microsoft.com/office/word/2010/wordml" xmlns:w15="http://schemas.microsoft.com/office/word/2012/wordml" xmlns:w16cex="http://schemas.microsoft.com/office/word/2018/wordml/cex" xmlns:w16cid="http://schemas.microsoft.com/office/word/2016/wordml/cid" xmlns:w16="http://schemas.microsoft.com/office/word/2018/wordml" xmlns:w16du="http://schemas.microsoft.com/office/word/2023/wordml/word16du" xmlns:w16sdtdh="http://schemas.microsoft.com/office/word/2020/wordml/sdtdatahash" xmlns:w16sdtfl="http://schemas.microsoft.com/office/word/2024/wordml/sdtformatlock" xmlns:w16se="http://schemas.microsoft.com/office/word/2015/wordml/symex" xmlns:wpg="http://schemas.microsoft.com/office/word/2010/wordprocessingGroup" xmlns:wpi="http://schemas.microsoft.com/office/word/2010/wordprocessingInk" xmlns:wne="http://schemas.microsoft.com/office/word/2006/wordml" xmlns:wps="http://schemas.microsoft.com/office/word/2010/wordprocessingShape" mc:Ignorable="w14 w15 w16se w16cid w16 w16cex w16sdtdh w16sdtfl w16du wp14">
   <w:p>
     <w:pPr>
       <w:pStyle w:val="Footer"/>
@@ -2373,7 +2426,7 @@
 </file>
 
 <file path=word/footnotes.xml><?xml version="1.0" encoding="utf-8"?>
-<w:footnotes xmlns:wpc="http://schemas.microsoft.com/office/word/2010/wordprocessingCanvas" xmlns:cx="http://schemas.microsoft.com/office/drawing/2014/chartex" xmlns:cx1="http://schemas.microsoft.com/office/drawing/2015/9/8/chartex" xmlns:cx2="http://schemas.microsoft.com/office/drawing/2015/10/21/chartex" xmlns:cx3="http://schemas.microsoft.com/office/drawing/2016/5/9/chartex" xmlns:cx4="http://schemas.microsoft.com/office/drawing/2016/5/10/chartex" xmlns:cx5="http://schemas.microsoft.com/office/drawing/2016/5/11/chartex" xmlns:cx6="http://schemas.microsoft.com/office/drawing/2016/5/12/chartex" xmlns:cx7="http://schemas.microsoft.com/office/drawing/2016/5/13/chartex" xmlns:cx8="http://schemas.microsoft.com/office/drawing/2016/5/14/chartex" xmlns:mc="http://schemas.openxmlformats.org/markup-compatibility/2006" xmlns:aink="http://schemas.microsoft.com/office/drawing/2016/ink" xmlns:am3d="http://schemas.microsoft.com/office/drawing/2017/model3d" xmlns:o="urn:schemas-microsoft-com:office:office" xmlns:oel="http://schemas.microsoft.com/office/2019/extlst" xmlns:r="http://schemas.openxmlformats.org/officeDocument/2006/relationships" xmlns:m="http://schemas.openxmlformats.org/officeDocument/2006/math" xmlns:v="urn:schemas-microsoft-com:vml" xmlns:wp14="http://schemas.microsoft.com/office/word/2010/wordprocessingDrawing" xmlns:wp="http://schemas.openxmlformats.org/drawingml/2006/wordprocessingDrawing" xmlns:w10="urn:schemas-microsoft-com:office:word" xmlns:w="http://schemas.openxmlformats.org/wordprocessingml/2006/main" xmlns:w14="http://schemas.microsoft.com/office/word/2010/wordml" xmlns:w15="http://schemas.microsoft.com/office/word/2012/wordml" xmlns:w16cex="http://schemas.microsoft.com/office/word/2018/wordml/cex" xmlns:w16cid="http://schemas.microsoft.com/office/word/2016/wordml/cid" xmlns:w16="http://schemas.microsoft.com/office/word/2018/wordml" xmlns:w16du="http://schemas.microsoft.com/office/word/2023/wordml/word16du" xmlns:w16sdtdh="http://schemas.microsoft.com/office/word/2020/wordml/sdtdatahash" xmlns:w16se="http://schemas.microsoft.com/office/word/2015/wordml/symex" xmlns:wpg="http://schemas.microsoft.com/office/word/2010/wordprocessingGroup" xmlns:wpi="http://schemas.microsoft.com/office/word/2010/wordprocessingInk" xmlns:wne="http://schemas.microsoft.com/office/word/2006/wordml" xmlns:wps="http://schemas.microsoft.com/office/word/2010/wordprocessingShape" mc:Ignorable="w14 w15 w16se w16cid w16 w16cex w16sdtdh w16du wp14">
+<w:footnotes xmlns:wpc="http://schemas.microsoft.com/office/word/2010/wordprocessingCanvas" xmlns:cx="http://schemas.microsoft.com/office/drawing/2014/chartex" xmlns:cx1="http://schemas.microsoft.com/office/drawing/2015/9/8/chartex" xmlns:cx2="http://schemas.microsoft.com/office/drawing/2015/10/21/chartex" xmlns:cx3="http://schemas.microsoft.com/office/drawing/2016/5/9/chartex" xmlns:cx4="http://schemas.microsoft.com/office/drawing/2016/5/10/chartex" xmlns:cx5="http://schemas.microsoft.com/office/drawing/2016/5/11/chartex" xmlns:cx6="http://schemas.microsoft.com/office/drawing/2016/5/12/chartex" xmlns:cx7="http://schemas.microsoft.com/office/drawing/2016/5/13/chartex" xmlns:cx8="http://schemas.microsoft.com/office/drawing/2016/5/14/chartex" xmlns:mc="http://schemas.openxmlformats.org/markup-compatibility/2006" xmlns:aink="http://schemas.microsoft.com/office/drawing/2016/ink" xmlns:am3d="http://schemas.microsoft.com/office/drawing/2017/model3d" xmlns:o="urn:schemas-microsoft-com:office:office" xmlns:oel="http://schemas.microsoft.com/office/2019/extlst" xmlns:r="http://schemas.openxmlformats.org/officeDocument/2006/relationships" xmlns:m="http://schemas.openxmlformats.org/officeDocument/2006/math" xmlns:v="urn:schemas-microsoft-com:vml" xmlns:wp14="http://schemas.microsoft.com/office/word/2010/wordprocessingDrawing" xmlns:wp="http://schemas.openxmlformats.org/drawingml/2006/wordprocessingDrawing" xmlns:w10="urn:schemas-microsoft-com:office:word" xmlns:w="http://schemas.openxmlformats.org/wordprocessingml/2006/main" xmlns:w14="http://schemas.microsoft.com/office/word/2010/wordml" xmlns:w15="http://schemas.microsoft.com/office/word/2012/wordml" xmlns:w16cex="http://schemas.microsoft.com/office/word/2018/wordml/cex" xmlns:w16cid="http://schemas.microsoft.com/office/word/2016/wordml/cid" xmlns:w16="http://schemas.microsoft.com/office/word/2018/wordml" xmlns:w16du="http://schemas.microsoft.com/office/word/2023/wordml/word16du" xmlns:w16sdtdh="http://schemas.microsoft.com/office/word/2020/wordml/sdtdatahash" xmlns:w16sdtfl="http://schemas.microsoft.com/office/word/2024/wordml/sdtformatlock" xmlns:w16se="http://schemas.microsoft.com/office/word/2015/wordml/symex" xmlns:wpg="http://schemas.microsoft.com/office/word/2010/wordprocessingGroup" xmlns:wpi="http://schemas.microsoft.com/office/word/2010/wordprocessingInk" xmlns:wne="http://schemas.microsoft.com/office/word/2006/wordml" xmlns:wps="http://schemas.microsoft.com/office/word/2010/wordprocessingShape" mc:Ignorable="w14 w15 w16se w16cid w16 w16cex w16sdtdh w16sdtfl w16du wp14">
   <w:footnote w:type="separator" w:id="-1">
     <w:p>
       <w:r>
@@ -2395,7 +2448,7 @@
 </file>
 
 <file path=word/header1.xml><?xml version="1.0" encoding="utf-8"?>
-<w:hdr xmlns:wpc="http://schemas.microsoft.com/office/word/2010/wordprocessingCanvas" xmlns:cx="http://schemas.microsoft.com/office/drawing/2014/chartex" xmlns:cx1="http://schemas.microsoft.com/office/drawing/2015/9/8/chartex" xmlns:cx2="http://schemas.microsoft.com/office/drawing/2015/10/21/chartex" xmlns:cx3="http://schemas.microsoft.com/office/drawing/2016/5/9/chartex" xmlns:cx4="http://schemas.microsoft.com/office/drawing/2016/5/10/chartex" xmlns:cx5="http://schemas.microsoft.com/office/drawing/2016/5/11/chartex" xmlns:cx6="http://schemas.microsoft.com/office/drawing/2016/5/12/chartex" xmlns:cx7="http://schemas.microsoft.com/office/drawing/2016/5/13/chartex" xmlns:cx8="http://schemas.microsoft.com/office/drawing/2016/5/14/chartex" xmlns:mc="http://schemas.openxmlformats.org/markup-compatibility/2006" xmlns:aink="http://schemas.microsoft.com/office/drawing/2016/ink" xmlns:am3d="http://schemas.microsoft.com/office/drawing/2017/model3d" xmlns:o="urn:schemas-microsoft-com:office:office" xmlns:oel="http://schemas.microsoft.com/office/2019/extlst" xmlns:r="http://schemas.openxmlformats.org/officeDocument/2006/relationships" xmlns:m="http://schemas.openxmlformats.org/officeDocument/2006/math" xmlns:v="urn:schemas-microsoft-com:vml" xmlns:wp14="http://schemas.microsoft.com/office/word/2010/wordprocessingDrawing" xmlns:wp="http://schemas.openxmlformats.org/drawingml/2006/wordprocessingDrawing" xmlns:w10="urn:schemas-microsoft-com:office:word" xmlns:w="http://schemas.openxmlformats.org/wordprocessingml/2006/main" xmlns:w14="http://schemas.microsoft.com/office/word/2010/wordml" xmlns:w15="http://schemas.microsoft.com/office/word/2012/wordml" xmlns:w16cex="http://schemas.microsoft.com/office/word/2018/wordml/cex" xmlns:w16cid="http://schemas.microsoft.com/office/word/2016/wordml/cid" xmlns:w16="http://schemas.microsoft.com/office/word/2018/wordml" xmlns:w16du="http://schemas.microsoft.com/office/word/2023/wordml/word16du" xmlns:w16sdtdh="http://schemas.microsoft.com/office/word/2020/wordml/sdtdatahash" xmlns:w16se="http://schemas.microsoft.com/office/word/2015/wordml/symex" xmlns:wpg="http://schemas.microsoft.com/office/word/2010/wordprocessingGroup" xmlns:wpi="http://schemas.microsoft.com/office/word/2010/wordprocessingInk" xmlns:wne="http://schemas.microsoft.com/office/word/2006/wordml" xmlns:wps="http://schemas.microsoft.com/office/word/2010/wordprocessingShape" mc:Ignorable="w14 w15 w16se w16cid w16 w16cex w16sdtdh w16du wp14">
+<w:hdr xmlns:wpc="http://schemas.microsoft.com/office/word/2010/wordprocessingCanvas" xmlns:cx="http://schemas.microsoft.com/office/drawing/2014/chartex" xmlns:cx1="http://schemas.microsoft.com/office/drawing/2015/9/8/chartex" xmlns:cx2="http://schemas.microsoft.com/office/drawing/2015/10/21/chartex" xmlns:cx3="http://schemas.microsoft.com/office/drawing/2016/5/9/chartex" xmlns:cx4="http://schemas.microsoft.com/office/drawing/2016/5/10/chartex" xmlns:cx5="http://schemas.microsoft.com/office/drawing/2016/5/11/chartex" xmlns:cx6="http://schemas.microsoft.com/office/drawing/2016/5/12/chartex" xmlns:cx7="http://schemas.microsoft.com/office/drawing/2016/5/13/chartex" xmlns:cx8="http://schemas.microsoft.com/office/drawing/2016/5/14/chartex" xmlns:mc="http://schemas.openxmlformats.org/markup-compatibility/2006" xmlns:aink="http://schemas.microsoft.com/office/drawing/2016/ink" xmlns:am3d="http://schemas.microsoft.com/office/drawing/2017/model3d" xmlns:o="urn:schemas-microsoft-com:office:office" xmlns:oel="http://schemas.microsoft.com/office/2019/extlst" xmlns:r="http://schemas.openxmlformats.org/officeDocument/2006/relationships" xmlns:m="http://schemas.openxmlformats.org/officeDocument/2006/math" xmlns:v="urn:schemas-microsoft-com:vml" xmlns:wp14="http://schemas.microsoft.com/office/word/2010/wordprocessingDrawing" xmlns:wp="http://schemas.openxmlformats.org/drawingml/2006/wordprocessingDrawing" xmlns:w10="urn:schemas-microsoft-com:office:word" xmlns:w="http://schemas.openxmlformats.org/wordprocessingml/2006/main" xmlns:w14="http://schemas.microsoft.com/office/word/2010/wordml" xmlns:w15="http://schemas.microsoft.com/office/word/2012/wordml" xmlns:w16cex="http://schemas.microsoft.com/office/word/2018/wordml/cex" xmlns:w16cid="http://schemas.microsoft.com/office/word/2016/wordml/cid" xmlns:w16="http://schemas.microsoft.com/office/word/2018/wordml" xmlns:w16du="http://schemas.microsoft.com/office/word/2023/wordml/word16du" xmlns:w16sdtdh="http://schemas.microsoft.com/office/word/2020/wordml/sdtdatahash" xmlns:w16sdtfl="http://schemas.microsoft.com/office/word/2024/wordml/sdtformatlock" xmlns:w16se="http://schemas.microsoft.com/office/word/2015/wordml/symex" xmlns:wpg="http://schemas.microsoft.com/office/word/2010/wordprocessingGroup" xmlns:wpi="http://schemas.microsoft.com/office/word/2010/wordprocessingInk" xmlns:wne="http://schemas.microsoft.com/office/word/2006/wordml" xmlns:wps="http://schemas.microsoft.com/office/word/2010/wordprocessingShape" mc:Ignorable="w14 w15 w16se w16cid w16 w16cex w16sdtdh w16sdtfl w16du wp14">
   <w:p>
     <w:pPr>
       <w:pStyle w:val="Header"/>
@@ -2406,7 +2459,7 @@
 </file>
 
 <file path=word/numbering.xml><?xml version="1.0" encoding="utf-8"?>
-<w:numbering xmlns:wpc="http://schemas.microsoft.com/office/word/2010/wordprocessingCanvas" xmlns:cx="http://schemas.microsoft.com/office/drawing/2014/chartex" xmlns:cx1="http://schemas.microsoft.com/office/drawing/2015/9/8/chartex" xmlns:cx2="http://schemas.microsoft.com/office/drawing/2015/10/21/chartex" xmlns:cx3="http://schemas.microsoft.com/office/drawing/2016/5/9/chartex" xmlns:cx4="http://schemas.microsoft.com/office/drawing/2016/5/10/chartex" xmlns:cx5="http://schemas.microsoft.com/office/drawing/2016/5/11/chartex" xmlns:cx6="http://schemas.microsoft.com/office/drawing/2016/5/12/chartex" xmlns:cx7="http://schemas.microsoft.com/office/drawing/2016/5/13/chartex" xmlns:cx8="http://schemas.microsoft.com/office/drawing/2016/5/14/chartex" xmlns:mc="http://schemas.openxmlformats.org/markup-compatibility/2006" xmlns:aink="http://schemas.microsoft.com/office/drawing/2016/ink" xmlns:am3d="http://schemas.microsoft.com/office/drawing/2017/model3d" xmlns:o="urn:schemas-microsoft-com:office:office" xmlns:oel="http://schemas.microsoft.com/office/2019/extlst" xmlns:r="http://schemas.openxmlformats.org/officeDocument/2006/relationships" xmlns:m="http://schemas.openxmlformats.org/officeDocument/2006/math" xmlns:v="urn:schemas-microsoft-com:vml" xmlns:wp14="http://schemas.microsoft.com/office/word/2010/wordprocessingDrawing" xmlns:wp="http://schemas.openxmlformats.org/drawingml/2006/wordprocessingDrawing" xmlns:w10="urn:schemas-microsoft-com:office:word" xmlns:w="http://schemas.openxmlformats.org/wordprocessingml/2006/main" xmlns:w14="http://schemas.microsoft.com/office/word/2010/wordml" xmlns:w15="http://schemas.microsoft.com/office/word/2012/wordml" xmlns:w16cex="http://schemas.microsoft.com/office/word/2018/wordml/cex" xmlns:w16cid="http://schemas.microsoft.com/office/word/2016/wordml/cid" xmlns:w16="http://schemas.microsoft.com/office/word/2018/wordml" xmlns:w16du="http://schemas.microsoft.com/office/word/2023/wordml/word16du" xmlns:w16sdtdh="http://schemas.microsoft.com/office/word/2020/wordml/sdtdatahash" xmlns:w16se="http://schemas.microsoft.com/office/word/2015/wordml/symex" xmlns:wpg="http://schemas.microsoft.com/office/word/2010/wordprocessingGroup" xmlns:wpi="http://schemas.microsoft.com/office/word/2010/wordprocessingInk" xmlns:wne="http://schemas.microsoft.com/office/word/2006/wordml" xmlns:wps="http://schemas.microsoft.com/office/word/2010/wordprocessingShape" mc:Ignorable="w14 w15 w16se w16cid w16 w16cex w16sdtdh w16du wp14">
+<w:numbering xmlns:wpc="http://schemas.microsoft.com/office/word/2010/wordprocessingCanvas" xmlns:cx="http://schemas.microsoft.com/office/drawing/2014/chartex" xmlns:cx1="http://schemas.microsoft.com/office/drawing/2015/9/8/chartex" xmlns:cx2="http://schemas.microsoft.com/office/drawing/2015/10/21/chartex" xmlns:cx3="http://schemas.microsoft.com/office/drawing/2016/5/9/chartex" xmlns:cx4="http://schemas.microsoft.com/office/drawing/2016/5/10/chartex" xmlns:cx5="http://schemas.microsoft.com/office/drawing/2016/5/11/chartex" xmlns:cx6="http://schemas.microsoft.com/office/drawing/2016/5/12/chartex" xmlns:cx7="http://schemas.microsoft.com/office/drawing/2016/5/13/chartex" xmlns:cx8="http://schemas.microsoft.com/office/drawing/2016/5/14/chartex" xmlns:mc="http://schemas.openxmlformats.org/markup-compatibility/2006" xmlns:aink="http://schemas.microsoft.com/office/drawing/2016/ink" xmlns:am3d="http://schemas.microsoft.com/office/drawing/2017/model3d" xmlns:o="urn:schemas-microsoft-com:office:office" xmlns:oel="http://schemas.microsoft.com/office/2019/extlst" xmlns:r="http://schemas.openxmlformats.org/officeDocument/2006/relationships" xmlns:m="http://schemas.openxmlformats.org/officeDocument/2006/math" xmlns:v="urn:schemas-microsoft-com:vml" xmlns:wp14="http://schemas.microsoft.com/office/word/2010/wordprocessingDrawing" xmlns:wp="http://schemas.openxmlformats.org/drawingml/2006/wordprocessingDrawing" xmlns:w10="urn:schemas-microsoft-com:office:word" xmlns:w="http://schemas.openxmlformats.org/wordprocessingml/2006/main" xmlns:w14="http://schemas.microsoft.com/office/word/2010/wordml" xmlns:w15="http://schemas.microsoft.com/office/word/2012/wordml" xmlns:w16cex="http://schemas.microsoft.com/office/word/2018/wordml/cex" xmlns:w16cid="http://schemas.microsoft.com/office/word/2016/wordml/cid" xmlns:w16="http://schemas.microsoft.com/office/word/2018/wordml" xmlns:w16du="http://schemas.microsoft.com/office/word/2023/wordml/word16du" xmlns:w16sdtdh="http://schemas.microsoft.com/office/word/2020/wordml/sdtdatahash" xmlns:w16sdtfl="http://schemas.microsoft.com/office/word/2024/wordml/sdtformatlock" xmlns:w16se="http://schemas.microsoft.com/office/word/2015/wordml/symex" xmlns:wpg="http://schemas.microsoft.com/office/word/2010/wordprocessingGroup" xmlns:wpi="http://schemas.microsoft.com/office/word/2010/wordprocessingInk" xmlns:wne="http://schemas.microsoft.com/office/word/2006/wordml" xmlns:wps="http://schemas.microsoft.com/office/word/2010/wordprocessingShape" mc:Ignorable="w14 w15 w16se w16cid w16 w16cex w16sdtdh w16sdtfl w16du wp14">
   <w:abstractNum w:abstractNumId="0" w15:restartNumberingAfterBreak="0">
     <w:nsid w:val="18930823"/>
     <w:multiLevelType w:val="hybridMultilevel"/>
@@ -3098,7 +3151,7 @@
 </file>
 
 <file path=word/styles.xml><?xml version="1.0" encoding="utf-8"?>
-<w:styles xmlns:mc="http://schemas.openxmlformats.org/markup-compatibility/2006" xmlns:r="http://schemas.openxmlformats.org/officeDocument/2006/relationships" xmlns:w="http://schemas.openxmlformats.org/wordprocessingml/2006/main" xmlns:w14="http://schemas.microsoft.com/office/word/2010/wordml" xmlns:w15="http://schemas.microsoft.com/office/word/2012/wordml" xmlns:w16cex="http://schemas.microsoft.com/office/word/2018/wordml/cex" xmlns:w16cid="http://schemas.microsoft.com/office/word/2016/wordml/cid" xmlns:w16="http://schemas.microsoft.com/office/word/2018/wordml" xmlns:w16du="http://schemas.microsoft.com/office/word/2023/wordml/word16du" xmlns:w16sdtdh="http://schemas.microsoft.com/office/word/2020/wordml/sdtdatahash" xmlns:w16se="http://schemas.microsoft.com/office/word/2015/wordml/symex" mc:Ignorable="w14 w15 w16se w16cid w16 w16cex w16sdtdh w16du">
+<w:styles xmlns:mc="http://schemas.openxmlformats.org/markup-compatibility/2006" xmlns:r="http://schemas.openxmlformats.org/officeDocument/2006/relationships" xmlns:w="http://schemas.openxmlformats.org/wordprocessingml/2006/main" xmlns:w14="http://schemas.microsoft.com/office/word/2010/wordml" xmlns:w15="http://schemas.microsoft.com/office/word/2012/wordml" xmlns:w16cex="http://schemas.microsoft.com/office/word/2018/wordml/cex" xmlns:w16cid="http://schemas.microsoft.com/office/word/2016/wordml/cid" xmlns:w16="http://schemas.microsoft.com/office/word/2018/wordml" xmlns:w16du="http://schemas.microsoft.com/office/word/2023/wordml/word16du" xmlns:w16sdtdh="http://schemas.microsoft.com/office/word/2020/wordml/sdtdatahash" xmlns:w16sdtfl="http://schemas.microsoft.com/office/word/2024/wordml/sdtformatlock" xmlns:w16se="http://schemas.microsoft.com/office/word/2015/wordml/symex" mc:Ignorable="w14 w15 w16se w16cid w16 w16cex w16sdtdh w16sdtfl w16du">
   <w:docDefaults>
     <w:rPrDefault>
       <w:rPr>
@@ -3401,6 +3454,7 @@
   <w:style w:type="character" w:default="1" w:styleId="DefaultParagraphFont">
     <w:name w:val="Default Paragraph Font"/>
     <w:uiPriority w:val="1"/>
+    <w:semiHidden/>
     <w:unhideWhenUsed/>
   </w:style>
   <w:style w:type="table" w:default="1" w:styleId="TableNormal">

--- a/02. Hồ sơ khoa học đề cương - MẪU/07. BB kiểm phiếu thông qua đề cương.docx
+++ b/02. Hồ sơ khoa học đề cương - MẪU/07. BB kiểm phiếu thông qua đề cương.docx
@@ -133,7 +133,7 @@
                 <w:b/>
                 <w:lang w:val="fr-FR"/>
               </w:rPr>
-              <w:t>VIỆN Y HỌC ỨNG DỤNG VIỆT NAM</w:t>
+              <w:t>{{DON_VI_CHU_TRI}}</w:t>
             </w:r>
           </w:p>
         </w:tc>
@@ -931,7 +931,15 @@
           <w:szCs w:val="28"/>
           <w:lang w:val="pt-PT"/>
         </w:rPr>
-        <w:t xml:space="preserve"> Viện Y học ứng dụng Việt Nam</w:t>
+        <w:t xml:space="preserve"> </w:t>
+      </w:r>
+      <w:r>
+        <w:rPr>
+          <w:sz w:val="28"/>
+          <w:szCs w:val="28"/>
+          <w:lang w:val="pt-PT"/>
+        </w:rPr>
+        <w:t>{{DON_VI_CHU_TRI}}</w:t>
       </w:r>
       <w:r>
         <w:rPr>
@@ -1030,7 +1038,40 @@
           <w:szCs w:val="28"/>
           <w:lang w:val="fr-FR"/>
         </w:rPr>
-        <w:t>Chủ nhiệm đề tài: {{CHU_NHIEM_HO_TEN}}</w:t>
+        <w:t>Chủ nhiệm</w:t>
+      </w:r>
+      <w:r>
+        <w:rPr>
+          <w:b/>
+          <w:sz w:val="28"/>
+          <w:szCs w:val="28"/>
+          <w:lang w:val="vi-VN"/>
+        </w:rPr>
+        <w:t xml:space="preserve"> đề tài</w:t>
+      </w:r>
+      <w:r>
+        <w:rPr>
+          <w:sz w:val="28"/>
+          <w:szCs w:val="28"/>
+          <w:lang w:val="fr-FR"/>
+        </w:rPr>
+        <w:t>:</w:t>
+      </w:r>
+      <w:r>
+        <w:rPr>
+          <w:sz w:val="28"/>
+          <w:szCs w:val="28"/>
+          <w:lang w:val="vi-VN"/>
+        </w:rPr>
+        <w:t xml:space="preserve"> </w:t>
+      </w:r>
+      <w:r>
+        <w:rPr>
+          <w:sz w:val="28"/>
+          <w:szCs w:val="28"/>
+          <w:lang w:val="fr-FR"/>
+        </w:rPr>
+        <w:t>{{CHU_NHIEM_HO_TEN}}</w:t>
       </w:r>
     </w:p>
     <w:p>
@@ -1055,7 +1096,23 @@
           <w:szCs w:val="28"/>
           <w:lang w:val="vi-VN"/>
         </w:rPr>
-        <w:t>Đơn vị thực hiện: {{DON_VI_CHU_TRI}}</w:t>
+        <w:t>Đơn vị thực hiện:</w:t>
+      </w:r>
+      <w:r>
+        <w:rPr>
+          <w:sz w:val="28"/>
+          <w:szCs w:val="28"/>
+          <w:lang w:val="vi-VN"/>
+        </w:rPr>
+        <w:t xml:space="preserve"> </w:t>
+      </w:r>
+      <w:r>
+        <w:rPr>
+          <w:sz w:val="28"/>
+          <w:szCs w:val="28"/>
+          <w:lang w:val="vi-VN"/>
+        </w:rPr>
+        <w:t>{{DON_VI_CHU_TRI}}</w:t>
       </w:r>
     </w:p>
     <w:p>
@@ -1299,23 +1356,7 @@
           <w:szCs w:val="28"/>
           <w:lang w:val="vi-VN"/>
         </w:rPr>
-        <w:t xml:space="preserve">Viện Y học ứng dụng Việt </w:t>
-      </w:r>
-      <w:r>
-        <w:rPr>
-          <w:sz w:val="28"/>
-          <w:szCs w:val="28"/>
-          <w:lang w:val="vi-VN"/>
-        </w:rPr>
-        <w:t>N</w:t>
-      </w:r>
-      <w:r>
-        <w:rPr>
-          <w:sz w:val="28"/>
-          <w:szCs w:val="28"/>
-          <w:lang w:val="vi-VN"/>
-        </w:rPr>
-        <w:t>am</w:t>
+        <w:t>{{DON_VI_CHU_TRI}}</w:t>
       </w:r>
     </w:p>
     <w:p>

--- a/02. Hồ sơ khoa học đề cương - MẪU/07. BB kiểm phiếu thông qua đề cương.docx
+++ b/02. Hồ sơ khoa học đề cương - MẪU/07. BB kiểm phiếu thông qua đề cương.docx
@@ -133,7 +133,7 @@
                 <w:b/>
                 <w:lang w:val="fr-FR"/>
               </w:rPr>
-              <w:t>{{DON_VI_CHU_TRI}}</w:t>
+              <w:t>VIỆN Y HỌC ỨNG DỤNG VIỆT NAM</w:t>
             </w:r>
           </w:p>
         </w:tc>
@@ -931,15 +931,7 @@
           <w:szCs w:val="28"/>
           <w:lang w:val="pt-PT"/>
         </w:rPr>
-        <w:t xml:space="preserve"> </w:t>
-      </w:r>
-      <w:r>
-        <w:rPr>
-          <w:sz w:val="28"/>
-          <w:szCs w:val="28"/>
-          <w:lang w:val="pt-PT"/>
-        </w:rPr>
-        <w:t>{{DON_VI_CHU_TRI}}</w:t>
+        <w:t xml:space="preserve"> Viện Y học ứng dụng Việt Nam</w:t>
       </w:r>
       <w:r>
         <w:rPr>
@@ -1096,23 +1088,7 @@
           <w:szCs w:val="28"/>
           <w:lang w:val="vi-VN"/>
         </w:rPr>
-        <w:t>Đơn vị thực hiện:</w:t>
-      </w:r>
-      <w:r>
-        <w:rPr>
-          <w:sz w:val="28"/>
-          <w:szCs w:val="28"/>
-          <w:lang w:val="vi-VN"/>
-        </w:rPr>
-        <w:t xml:space="preserve"> </w:t>
-      </w:r>
-      <w:r>
-        <w:rPr>
-          <w:sz w:val="28"/>
-          <w:szCs w:val="28"/>
-          <w:lang w:val="vi-VN"/>
-        </w:rPr>
-        <w:t>{{DON_VI_CHU_TRI}}</w:t>
+        <w:t>Đơn vị thực hiện: {{DON_VI_CHU_TRI}}</w:t>
       </w:r>
     </w:p>
     <w:p>
@@ -1356,7 +1332,23 @@
           <w:szCs w:val="28"/>
           <w:lang w:val="vi-VN"/>
         </w:rPr>
-        <w:t>{{DON_VI_CHU_TRI}}</w:t>
+        <w:t xml:space="preserve">Viện Y học ứng dụng Việt </w:t>
+      </w:r>
+      <w:r>
+        <w:rPr>
+          <w:sz w:val="28"/>
+          <w:szCs w:val="28"/>
+          <w:lang w:val="vi-VN"/>
+        </w:rPr>
+        <w:t>N</w:t>
+      </w:r>
+      <w:r>
+        <w:rPr>
+          <w:sz w:val="28"/>
+          <w:szCs w:val="28"/>
+          <w:lang w:val="vi-VN"/>
+        </w:rPr>
+        <w:t>am</w:t>
       </w:r>
     </w:p>
     <w:p>
